--- a/svoyo-delo/대본/7부/15화_Predlozhenie.docx
+++ b/svoyo-delo/대본/7부/15화_Predlozhenie.docx
@@ -1192,7 +1192,7 @@
         <w:t xml:space="preserve"> </w:t>
       </w:r>
       <w:r>
-        <w:t xml:space="preserve">- 규칙: 지문 없음. 전 화 100% 「화자명: 대사」. 1턴 18단어 이내 + 긴 턴 10~15회(30~55단어). 문법 초점(C1): 공식 제안 표현(«Северная Фарма» предлагает купить…), 대조 정의(Приличие — не приходить. Работа — готовиться), 일반화 격언(Кто не знает свою цену — тот соглашается на чужую), 미래 예측(Через два года вы будете стоить шесть).</w:t>
+        <w:t xml:space="preserve">- 규칙: 지문 없음. 전 화 100% 「화자명: 대사」. 1턴 24단어 이내 + 긴 턴 10~15회(35~60단어). 문법 초점(C1): 공식 제안 표현(«Северная Фарма» предлагает купить…), 대조 정의(Приличие — не приходить. Работа — готовиться), 일반화 격언(Кто не знает свою цену — тот соглашается на чужую), 미래 예측(Через два года вы будете стоить шесть).</w:t>
       </w:r>
       <w:r>
         <w:t xml:space="preserve"> </w:t>
@@ -1303,119 +1303,119 @@
         <w:pStyle w:val="FirstParagraph"/>
       </w:pPr>
       <w:r>
-        <w:t xml:space="preserve">OLGA: Сорок дней. Ты вернулся в понедельник. Ты спал?</w:t>
-      </w:r>
-    </w:p>
-    <w:p>
-      <w:pPr>
-        <w:pStyle w:val="BodyText"/>
-      </w:pPr>
-      <w:r>
-        <w:t xml:space="preserve">ALEKSEY: Восемь часов. Рита проверила. Почту открыл в семь утра, не раньше.</w:t>
-      </w:r>
-    </w:p>
-    <w:p>
-      <w:pPr>
-        <w:pStyle w:val="BodyText"/>
-      </w:pPr>
-      <w:r>
-        <w:t xml:space="preserve">RITA: Подтверждаю. Семь ноль две. Процедура двадцать пять. «О сне руководителя». Неофициальная.</w:t>
-      </w:r>
-    </w:p>
-    <w:p>
-      <w:pPr>
-        <w:pStyle w:val="BodyText"/>
-      </w:pPr>
-      <w:r>
-        <w:t xml:space="preserve">IRINA: Алексей, вы хотели что-то сделать до планёрки. Маркер принесли.</w:t>
-      </w:r>
-    </w:p>
-    <w:p>
-      <w:pPr>
-        <w:pStyle w:val="BodyText"/>
-      </w:pPr>
-      <w:r>
-        <w:t xml:space="preserve">ALEKSEY: Принесли. Подержи стул, Дима. Картонка высоко.</w:t>
-      </w:r>
-    </w:p>
-    <w:p>
-      <w:pPr>
-        <w:pStyle w:val="BodyText"/>
-      </w:pPr>
-      <w:r>
-        <w:t xml:space="preserve">DIMA: Держу. Только не уроните её. Она старше нас всех.</w:t>
-      </w:r>
-    </w:p>
-    <w:p>
-      <w:pPr>
-        <w:pStyle w:val="BodyText"/>
-      </w:pPr>
-      <w:r>
-        <w:t xml:space="preserve">ALEKSEY: Не уроню. Бабушка сказала: внизу. Мелко. Моей рукой.</w:t>
-      </w:r>
-    </w:p>
-    <w:p>
-      <w:pPr>
-        <w:pStyle w:val="BodyText"/>
-      </w:pPr>
-      <w:r>
-        <w:t xml:space="preserve">KIRILL: Что вы пишете? Отсюда не видно.</w:t>
-      </w:r>
-    </w:p>
-    <w:p>
-      <w:pPr>
-        <w:pStyle w:val="BodyText"/>
-      </w:pPr>
-      <w:r>
-        <w:t xml:space="preserve">ALEKSEY: «Себе — тоже». Вот. Готово. Криво.</w:t>
-      </w:r>
-    </w:p>
-    <w:p>
-      <w:pPr>
-        <w:pStyle w:val="BodyText"/>
-      </w:pPr>
-      <w:r>
-        <w:t xml:space="preserve">KORNILOVA: Криво. Как у неё. Это правильно. Ровный почерк здесь был бы враньём.</w:t>
-      </w:r>
-    </w:p>
-    <w:p>
-      <w:pPr>
-        <w:pStyle w:val="BodyText"/>
-      </w:pPr>
-      <w:r>
-        <w:t xml:space="preserve">OLGA: «Не навреди. Себе — тоже». Теперь это пункт восемь с подпунктом. Я внесу в договор.</w:t>
-      </w:r>
-    </w:p>
-    <w:p>
-      <w:pPr>
-        <w:pStyle w:val="BodyText"/>
-      </w:pPr>
-      <w:r>
-        <w:t xml:space="preserve">IRINA: Ольга, ты серьёзно?</w:t>
-      </w:r>
-    </w:p>
-    <w:p>
-      <w:pPr>
-        <w:pStyle w:val="BodyText"/>
-      </w:pPr>
-      <w:r>
-        <w:t xml:space="preserve">OLGA: Абсолютно. Пункт восемь: картонку никто не снимает. Восемь-один: допись тоже.</w:t>
-      </w:r>
-    </w:p>
-    <w:p>
-      <w:pPr>
-        <w:pStyle w:val="BodyText"/>
-      </w:pPr>
-      <w:r>
-        <w:t xml:space="preserve">DOYUN: Лёша, я ещё здесь, на связи. Президент просил прочитать его письмо. С похорон. Сейчас можно?</w:t>
-      </w:r>
-    </w:p>
-    <w:p>
-      <w:pPr>
-        <w:pStyle w:val="BodyText"/>
-      </w:pPr>
-      <w:r>
-        <w:t xml:space="preserve">ALEKSEY: Сейчас — можно. Все слушают.</w:t>
+        <w:t xml:space="preserve">OLGA: Прошло сорок дней, и ты вернулся в понедельник. Скажи честно: ты хоть немного спал?</w:t>
+      </w:r>
+    </w:p>
+    <w:p>
+      <w:pPr>
+        <w:pStyle w:val="BodyText"/>
+      </w:pPr>
+      <w:r>
+        <w:t xml:space="preserve">ALEKSEY: Спал восемь часов, и Рита это проверила. Почту я открыл в семь утра, а не раньше.</w:t>
+      </w:r>
+    </w:p>
+    <w:p>
+      <w:pPr>
+        <w:pStyle w:val="BodyText"/>
+      </w:pPr>
+      <w:r>
+        <w:t xml:space="preserve">RITA: Подтверждаю: семь ноль две. Это процедура двадцать пять, «О сне руководителя», пока неофициальная.</w:t>
+      </w:r>
+    </w:p>
+    <w:p>
+      <w:pPr>
+        <w:pStyle w:val="BodyText"/>
+      </w:pPr>
+      <w:r>
+        <w:t xml:space="preserve">IRINA: Алексей, вы хотели что-то сделать до планёрки, и маркер вам уже принесли.</w:t>
+      </w:r>
+    </w:p>
+    <w:p>
+      <w:pPr>
+        <w:pStyle w:val="BodyText"/>
+      </w:pPr>
+      <w:r>
+        <w:t xml:space="preserve">ALEKSEY: Принесли, спасибо. Дима, подержи, пожалуйста, стул, потому что картонка висит высоко.</w:t>
+      </w:r>
+    </w:p>
+    <w:p>
+      <w:pPr>
+        <w:pStyle w:val="BodyText"/>
+      </w:pPr>
+      <w:r>
+        <w:t xml:space="preserve">DIMA: Держу. Только не уроните её, пожалуйста, она ведь старше нас всех.</w:t>
+      </w:r>
+    </w:p>
+    <w:p>
+      <w:pPr>
+        <w:pStyle w:val="BodyText"/>
+      </w:pPr>
+      <w:r>
+        <w:t xml:space="preserve">ALEKSEY: Не уроню. Бабушка сказала, что писать надо внизу, мелко и моей рукой.</w:t>
+      </w:r>
+    </w:p>
+    <w:p>
+      <w:pPr>
+        <w:pStyle w:val="BodyText"/>
+      </w:pPr>
+      <w:r>
+        <w:t xml:space="preserve">KIRILL: А что вы там пишете, Алексей Николаевич? Отсюда, снизу, совсем ничего не видно.</w:t>
+      </w:r>
+    </w:p>
+    <w:p>
+      <w:pPr>
+        <w:pStyle w:val="BodyText"/>
+      </w:pPr>
+      <w:r>
+        <w:t xml:space="preserve">ALEKSEY: «Себе — тоже». Вот и готово, хотя получилось криво.</w:t>
+      </w:r>
+    </w:p>
+    <w:p>
+      <w:pPr>
+        <w:pStyle w:val="BodyText"/>
+      </w:pPr>
+      <w:r>
+        <w:t xml:space="preserve">KORNILOVA: Криво, как у неё, и это правильно. Ровный почерк здесь был бы враньём.</w:t>
+      </w:r>
+    </w:p>
+    <w:p>
+      <w:pPr>
+        <w:pStyle w:val="BodyText"/>
+      </w:pPr>
+      <w:r>
+        <w:t xml:space="preserve">OLGA: «Не навреди. Себе — тоже». Теперь это пункт восемь с подпунктом, и я внесу его в договор.</w:t>
+      </w:r>
+    </w:p>
+    <w:p>
+      <w:pPr>
+        <w:pStyle w:val="BodyText"/>
+      </w:pPr>
+      <w:r>
+        <w:t xml:space="preserve">IRINA: Ольга, ты это серьёзно говоришь или шутишь?</w:t>
+      </w:r>
+    </w:p>
+    <w:p>
+      <w:pPr>
+        <w:pStyle w:val="BodyText"/>
+      </w:pPr>
+      <w:r>
+        <w:t xml:space="preserve">OLGA: Абсолютно серьёзно. Пункт восемь: картонку никто не снимает. Пункт восемь-один: допись тоже никто не снимает.</w:t>
+      </w:r>
+    </w:p>
+    <w:p>
+      <w:pPr>
+        <w:pStyle w:val="BodyText"/>
+      </w:pPr>
+      <w:r>
+        <w:t xml:space="preserve">DOYUN: Лёша, я ещё на связи. Президент просил прочитать его письмо, которое он написал к похоронам. Сейчас можно?</w:t>
+      </w:r>
+    </w:p>
+    <w:p>
+      <w:pPr>
+        <w:pStyle w:val="BodyText"/>
+      </w:pPr>
+      <w:r>
+        <w:t xml:space="preserve">ALEKSEY: Сейчас можно, Доюн. Читай, а мы все тебя слушаем, прямо здесь, под картонкой.</w:t>
       </w:r>
     </w:p>
     <w:bookmarkEnd w:id="21"/>
@@ -1441,151 +1441,151 @@
         <w:pStyle w:val="BodyText"/>
       </w:pPr>
       <w:r>
-        <w:t xml:space="preserve">ALEKSEY: «Ваш ученик». Он так подписался?</w:t>
-      </w:r>
-    </w:p>
-    <w:p>
-      <w:pPr>
-        <w:pStyle w:val="BodyText"/>
-      </w:pPr>
-      <w:r>
-        <w:t xml:space="preserve">DOYUN: Так. По-русски. Сам написал. Три черновика. Я видел корзину.</w:t>
-      </w:r>
-    </w:p>
-    <w:p>
-      <w:pPr>
-        <w:pStyle w:val="BodyText"/>
-      </w:pPr>
-      <w:r>
-        <w:t xml:space="preserve">KORNILOVA: Ученик. Мы все её ученики. Даже те, кто ни разу не видел.</w:t>
-      </w:r>
-    </w:p>
-    <w:p>
-      <w:pPr>
-        <w:pStyle w:val="BodyText"/>
-      </w:pPr>
-      <w:r>
-        <w:t xml:space="preserve">OLGA: Спасибо, Доюн. Передай президенту: письмо прочитано. Вслух. Под картонкой.</w:t>
-      </w:r>
-    </w:p>
-    <w:p>
-      <w:pPr>
-        <w:pStyle w:val="BodyText"/>
-      </w:pPr>
-      <w:r>
-        <w:t xml:space="preserve">DOYUN: Передам. Он будет рад. И ещё: Чхве просил сказать — Новосибирск получает гель в срок. Все три поставки.</w:t>
-      </w:r>
-    </w:p>
-    <w:p>
-      <w:pPr>
-        <w:pStyle w:val="BodyText"/>
-      </w:pPr>
-      <w:r>
-        <w:t xml:space="preserve">IRINA: Это хорошая новость, чтобы перейти к цифрам. Можно?</w:t>
-      </w:r>
-    </w:p>
-    <w:p>
-      <w:pPr>
-        <w:pStyle w:val="BodyText"/>
-      </w:pPr>
-      <w:r>
-        <w:t xml:space="preserve">ALEKSEY: Нужно. Начинайте.</w:t>
-      </w:r>
-    </w:p>
-    <w:p>
-      <w:pPr>
-        <w:pStyle w:val="BodyText"/>
-      </w:pPr>
-      <w:r>
-        <w:t xml:space="preserve">IRINA: Июль. «Ладога» — семь тысяч пятьсот шприцев. «Седжин» — стабильно, без каннибализации. Новосибирск — первые девятьсот за месяц. Отклонений на складе Волкова — ноль. Журнал температуры — лучше нашего, признаю. Я проверила все тридцать один день. Каждую строчку. Даже ночные.</w:t>
-      </w:r>
-    </w:p>
-    <w:p>
-      <w:pPr>
-        <w:pStyle w:val="BodyText"/>
-      </w:pPr>
-      <w:r>
-        <w:t xml:space="preserve">RITA: Подтверждаю. Я была там в июле. Склад Волкова — лучший, что я видела в России. Даже раздражает.</w:t>
-      </w:r>
-    </w:p>
-    <w:p>
-      <w:pPr>
-        <w:pStyle w:val="BodyText"/>
-      </w:pPr>
-      <w:r>
-        <w:t xml:space="preserve">KORNILOVA: Двенадцать врачей в Новосибирске сдали экзамен. Десять — с первой попытки. Ночное дежурство — два врача и я по телефону.</w:t>
-      </w:r>
-    </w:p>
-    <w:p>
-      <w:pPr>
-        <w:pStyle w:val="BodyText"/>
-      </w:pPr>
-      <w:r>
-        <w:t xml:space="preserve">ALEKSEY: Значит, Новосибирск — работает. Через месяц — Самара?</w:t>
-      </w:r>
-    </w:p>
-    <w:p>
-      <w:pPr>
-        <w:pStyle w:val="BodyText"/>
-      </w:pPr>
-      <w:r>
-        <w:t xml:space="preserve">IRINA: Можно. Если сохраним темп. Выручка за двенадцать месяцев — миллиард семьсот. Прибыль до налогов — триста тридцать миллионов.</w:t>
-      </w:r>
-    </w:p>
-    <w:p>
-      <w:pPr>
-        <w:pStyle w:val="BodyText"/>
-      </w:pPr>
-      <w:r>
-        <w:t xml:space="preserve">OLGA: Это хорошие цифры. Когда цифры хорошие, я начинаю беспокоиться.</w:t>
-      </w:r>
-    </w:p>
-    <w:p>
-      <w:pPr>
-        <w:pStyle w:val="BodyText"/>
-      </w:pPr>
-      <w:r>
-        <w:t xml:space="preserve">KIRILL: И не зря, Ольга Петровна. Можно? У меня новость. Неприятная.</w:t>
-      </w:r>
-    </w:p>
-    <w:p>
-      <w:pPr>
-        <w:pStyle w:val="BodyText"/>
-      </w:pPr>
-      <w:r>
-        <w:t xml:space="preserve">ALEKSEY: Говори.</w:t>
-      </w:r>
-    </w:p>
-    <w:p>
-      <w:pPr>
-        <w:pStyle w:val="BodyText"/>
-      </w:pPr>
-      <w:r>
-        <w:t xml:space="preserve">KIRILL: Три клиники мне позвонили на этой неделе. Независимо друг от друга. Им звонил аналитик из «Арбат Капитала». Вежливый, молодой, с хорошими вопросами. Спрашивал про «Ладогу»: сколько берут в месяц, довольны ли врачи, перейдут ли обратно на «Седжин», если цена вырастет. Одна клиника спросила: «Вы от „Моста”?» Он повесил трубку.</w:t>
-      </w:r>
-    </w:p>
-    <w:p>
-      <w:pPr>
-        <w:pStyle w:val="BodyText"/>
-      </w:pPr>
-      <w:r>
-        <w:t xml:space="preserve">IRINA: «Арбат Капитал» — инвестиционный банк. Слияния и поглощения. Они работают с крупными дистрибьюторами.</w:t>
-      </w:r>
-    </w:p>
-    <w:p>
-      <w:pPr>
-        <w:pStyle w:val="BodyText"/>
-      </w:pPr>
-      <w:r>
-        <w:t xml:space="preserve">DIMA: С «Северной Фармой» они работали. В прошлом году. Покупка аптечной сети в Казани.</w:t>
-      </w:r>
-    </w:p>
-    <w:p>
-      <w:pPr>
-        <w:pStyle w:val="BodyText"/>
-      </w:pPr>
-      <w:r>
-        <w:t xml:space="preserve">ALEKSEY: Совпадение?</w:t>
+        <w:t xml:space="preserve">ALEKSEY: «Ваш ученик»? Он правда так подписался в конце письма?</w:t>
+      </w:r>
+    </w:p>
+    <w:p>
+      <w:pPr>
+        <w:pStyle w:val="BodyText"/>
+      </w:pPr>
+      <w:r>
+        <w:t xml:space="preserve">DOYUN: Правда, и по-русски, он написал это сам. Было три черновика, я видел их в корзине.</w:t>
+      </w:r>
+    </w:p>
+    <w:p>
+      <w:pPr>
+        <w:pStyle w:val="BodyText"/>
+      </w:pPr>
+      <w:r>
+        <w:t xml:space="preserve">KORNILOVA: Ученик… Мы все её ученики, даже те, кто ни разу её не видел.</w:t>
+      </w:r>
+    </w:p>
+    <w:p>
+      <w:pPr>
+        <w:pStyle w:val="BodyText"/>
+      </w:pPr>
+      <w:r>
+        <w:t xml:space="preserve">OLGA: Спасибо, Доюн. Передай президенту, что письмо прочитано вслух, под картонкой.</w:t>
+      </w:r>
+    </w:p>
+    <w:p>
+      <w:pPr>
+        <w:pStyle w:val="BodyText"/>
+      </w:pPr>
+      <w:r>
+        <w:t xml:space="preserve">DOYUN: Передам, и он будет рад. А ещё Чхве просил сказать, что Новосибирск получает гель в срок: все три поставки пришли вовремя.</w:t>
+      </w:r>
+    </w:p>
+    <w:p>
+      <w:pPr>
+        <w:pStyle w:val="BodyText"/>
+      </w:pPr>
+      <w:r>
+        <w:t xml:space="preserve">IRINA: Это хорошая новость, чтобы перейти к цифрам. Можно я начну?</w:t>
+      </w:r>
+    </w:p>
+    <w:p>
+      <w:pPr>
+        <w:pStyle w:val="BodyText"/>
+      </w:pPr>
+      <w:r>
+        <w:t xml:space="preserve">ALEKSEY: Нужно, Ира. Начинайте, мы слушаем.</w:t>
+      </w:r>
+    </w:p>
+    <w:p>
+      <w:pPr>
+        <w:pStyle w:val="BodyText"/>
+      </w:pPr>
+      <w:r>
+        <w:t xml:space="preserve">IRINA: Июль: «Ладога» — семь тысяч пятьсот шприцев, «Седжин» стабилен, без каннибализации. Новосибирск — первые девятьсот за месяц. Отклонений на складе Волкова — ноль, и журнал температуры у него лучше нашего, признаю. Я проверила все тридцать один день, каждую строчку, даже ночные.</w:t>
+      </w:r>
+    </w:p>
+    <w:p>
+      <w:pPr>
+        <w:pStyle w:val="BodyText"/>
+      </w:pPr>
+      <w:r>
+        <w:t xml:space="preserve">RITA: Подтверждаю, я была там в июле. Склад Волкова — лучший из всех, что я видела в России, и это даже раздражает.</w:t>
+      </w:r>
+    </w:p>
+    <w:p>
+      <w:pPr>
+        <w:pStyle w:val="BodyText"/>
+      </w:pPr>
+      <w:r>
+        <w:t xml:space="preserve">KORNILOVA: В Новосибирске двенадцать врачей сдали экзамен, десять из них с первой попытки. Ночью дежурят два врача, и я на телефоне.</w:t>
+      </w:r>
+    </w:p>
+    <w:p>
+      <w:pPr>
+        <w:pStyle w:val="BodyText"/>
+      </w:pPr>
+      <w:r>
+        <w:t xml:space="preserve">ALEKSEY: Значит, Новосибирск работает. А через месяц можно будет начинать Самару?</w:t>
+      </w:r>
+    </w:p>
+    <w:p>
+      <w:pPr>
+        <w:pStyle w:val="BodyText"/>
+      </w:pPr>
+      <w:r>
+        <w:t xml:space="preserve">IRINA: Можно, если сохраним темп. Выручка за двенадцать месяцев — миллиард семьсот, а прибыль до налогов — триста тридцать миллионов.</w:t>
+      </w:r>
+    </w:p>
+    <w:p>
+      <w:pPr>
+        <w:pStyle w:val="BodyText"/>
+      </w:pPr>
+      <w:r>
+        <w:t xml:space="preserve">OLGA: Это хорошие цифры, а когда цифры хорошие, я начинаю беспокоиться.</w:t>
+      </w:r>
+    </w:p>
+    <w:p>
+      <w:pPr>
+        <w:pStyle w:val="BodyText"/>
+      </w:pPr>
+      <w:r>
+        <w:t xml:space="preserve">KIRILL: И не зря, Ольга Петровна. Можно мне? У меня есть новость, и она неприятная.</w:t>
+      </w:r>
+    </w:p>
+    <w:p>
+      <w:pPr>
+        <w:pStyle w:val="BodyText"/>
+      </w:pPr>
+      <w:r>
+        <w:t xml:space="preserve">ALEKSEY: Говори, Кирилл, потому что неприятное всегда лучше знать сразу, а не потом.</w:t>
+      </w:r>
+    </w:p>
+    <w:p>
+      <w:pPr>
+        <w:pStyle w:val="BodyText"/>
+      </w:pPr>
+      <w:r>
+        <w:t xml:space="preserve">KIRILL: На этой неделе мне позвонили три клиники, независимо друг от друга. Им звонил аналитик из «Арбат Капитала», вежливый, молодой, с хорошими вопросами. Он спрашивал про «Ладогу»: сколько берут в месяц, довольны ли врачи, перейдут ли обратно на «Седжин», если цена вырастет. Одна клиника спросила: «Вы от „Моста”?» И он повесил трубку.</w:t>
+      </w:r>
+    </w:p>
+    <w:p>
+      <w:pPr>
+        <w:pStyle w:val="BodyText"/>
+      </w:pPr>
+      <w:r>
+        <w:t xml:space="preserve">IRINA: «Арбат Капитал» — это инвестиционный банк, слияния и поглощения. Они работают с крупными дистрибьюторами.</w:t>
+      </w:r>
+    </w:p>
+    <w:p>
+      <w:pPr>
+        <w:pStyle w:val="BodyText"/>
+      </w:pPr>
+      <w:r>
+        <w:t xml:space="preserve">DIMA: С «Северной Фармой» они тоже работали, в прошлом году, когда покупали аптечную сеть в Казани.</w:t>
+      </w:r>
+    </w:p>
+    <w:p>
+      <w:pPr>
+        <w:pStyle w:val="BodyText"/>
+      </w:pPr>
+      <w:r>
+        <w:t xml:space="preserve">ALEKSEY: Думаете, это может быть просто совпадение?</w:t>
       </w:r>
     </w:p>
     <w:p>
@@ -1601,63 +1601,63 @@
         <w:pStyle w:val="BodyText"/>
       </w:pPr>
       <w:r>
-        <w:t xml:space="preserve">RITA: И у меня. Двоим моим инспекторам звонила рекрутинговая компания. Спрашивали, сколько у нас процедур и кто их пишет.</w:t>
-      </w:r>
-    </w:p>
-    <w:p>
-      <w:pPr>
-        <w:pStyle w:val="BodyText"/>
-      </w:pPr>
-      <w:r>
-        <w:t xml:space="preserve">OLGA: Это проверка до проверки. Кто-то изучает нас снаружи. Тихо. Перед тем как постучать.</w:t>
-      </w:r>
-    </w:p>
-    <w:p>
-      <w:pPr>
-        <w:pStyle w:val="BodyText"/>
-      </w:pPr>
-      <w:r>
-        <w:t xml:space="preserve">ALEKSEY: Волков. Он сказал: «Я подожду».</w:t>
-      </w:r>
-    </w:p>
-    <w:p>
-      <w:pPr>
-        <w:pStyle w:val="BodyText"/>
-      </w:pPr>
-      <w:r>
-        <w:t xml:space="preserve">OLGA: Он ждал. Сорок дней. Потом начал звонить чужими голосами.</w:t>
-      </w:r>
-    </w:p>
-    <w:p>
-      <w:pPr>
-        <w:pStyle w:val="BodyText"/>
-      </w:pPr>
-      <w:r>
-        <w:t xml:space="preserve">IRINA: Тогда давайте честно. Если он придёт с предложением — сколько мы стоим?</w:t>
-      </w:r>
-    </w:p>
-    <w:p>
-      <w:pPr>
-        <w:pStyle w:val="BodyText"/>
-      </w:pPr>
-      <w:r>
-        <w:t xml:space="preserve">OLGA: Ира, ты хочешь посчитать цену компании, которую никто не продаёт?</w:t>
-      </w:r>
-    </w:p>
-    <w:p>
-      <w:pPr>
-        <w:pStyle w:val="BodyText"/>
-      </w:pPr>
-      <w:r>
-        <w:t xml:space="preserve">IRINA: Хочу. Именно поэтому. Кто не знает свою цену — тот соглашается на чужую. Или отказывается, не понимая от чего. Рынок даёт за дистрибьюторов восемь-десять прибылей. Для нас — от двух с половиной до трёх с небольшим миллиардов. Это честная цена.</w:t>
-      </w:r>
-    </w:p>
-    <w:p>
-      <w:pPr>
-        <w:pStyle w:val="BodyText"/>
-      </w:pPr>
-      <w:r>
-        <w:t xml:space="preserve">ALEKSEY: А если он предложит больше?</w:t>
+        <w:t xml:space="preserve">RITA: И у меня тоже кое-что есть: двоим моим инспекторам звонила рекрутинговая компания и спрашивала, сколько у нас процедур и кто их пишет.</w:t>
+      </w:r>
+    </w:p>
+    <w:p>
+      <w:pPr>
+        <w:pStyle w:val="BodyText"/>
+      </w:pPr>
+      <w:r>
+        <w:t xml:space="preserve">OLGA: Это проверка до проверки. Кто-то изучает нас снаружи, тихо, перед тем как постучать в дверь.</w:t>
+      </w:r>
+    </w:p>
+    <w:p>
+      <w:pPr>
+        <w:pStyle w:val="BodyText"/>
+      </w:pPr>
+      <w:r>
+        <w:t xml:space="preserve">ALEKSEY: Волков. Он ведь сказал мне тогда: «Я подожду».</w:t>
+      </w:r>
+    </w:p>
+    <w:p>
+      <w:pPr>
+        <w:pStyle w:val="BodyText"/>
+      </w:pPr>
+      <w:r>
+        <w:t xml:space="preserve">OLGA: Он и ждал, сорок дней, а потом начал звонить чужими голосами.</w:t>
+      </w:r>
+    </w:p>
+    <w:p>
+      <w:pPr>
+        <w:pStyle w:val="BodyText"/>
+      </w:pPr>
+      <w:r>
+        <w:t xml:space="preserve">IRINA: Тогда давайте честно: если он придёт с предложением, сколько мы стоим?</w:t>
+      </w:r>
+    </w:p>
+    <w:p>
+      <w:pPr>
+        <w:pStyle w:val="BodyText"/>
+      </w:pPr>
+      <w:r>
+        <w:t xml:space="preserve">OLGA: Ира, ты что, хочешь посчитать цену компании, которую никто не продаёт?</w:t>
+      </w:r>
+    </w:p>
+    <w:p>
+      <w:pPr>
+        <w:pStyle w:val="BodyText"/>
+      </w:pPr>
+      <w:r>
+        <w:t xml:space="preserve">IRINA: Хочу, и именно поэтому. Кто не знает свою цену — тот соглашается на чужую, или отказывается, не понимая от чего. Рынок даёт за дистрибьюторов восемь-десять годовых прибылей, то есть для нас от двух с половиной до трёх с небольшим миллиардов. Это честная цена.</w:t>
+      </w:r>
+    </w:p>
+    <w:p>
+      <w:pPr>
+        <w:pStyle w:val="BodyText"/>
+      </w:pPr>
+      <w:r>
+        <w:t xml:space="preserve">ALEKSEY: А если он вдруг предложит больше, чем честная цена?</w:t>
       </w:r>
     </w:p>
     <w:p>
@@ -1673,39 +1673,39 @@
         <w:pStyle w:val="BodyText"/>
       </w:pPr>
       <w:r>
-        <w:t xml:space="preserve">OLGA: Записываю. Это лучшее, что ты сказала за восемь лет.</w:t>
-      </w:r>
-    </w:p>
-    <w:p>
-      <w:pPr>
-        <w:pStyle w:val="BodyText"/>
-      </w:pPr>
-      <w:r>
-        <w:t xml:space="preserve">IRINA: Ты так говоришь каждый год.</w:t>
-      </w:r>
-    </w:p>
-    <w:p>
-      <w:pPr>
-        <w:pStyle w:val="BodyText"/>
-      </w:pPr>
-      <w:r>
-        <w:t xml:space="preserve">OLGA: И каждый год это правда. Ты растёшь.</w:t>
-      </w:r>
-    </w:p>
-    <w:p>
-      <w:pPr>
-        <w:pStyle w:val="BodyText"/>
-      </w:pPr>
-      <w:r>
-        <w:t xml:space="preserve">ALEKSEY: Хорошо. Мы ничего не продаём. Но цифры держим наготове. Ирина — расчёт. Ольга — устав и договор с Борисом Игоревичем.</w:t>
-      </w:r>
-    </w:p>
-    <w:p>
-      <w:pPr>
-        <w:pStyle w:val="BodyText"/>
-      </w:pPr>
-      <w:r>
-        <w:t xml:space="preserve">OLGA: Договор с Борисом я помню наизусть. Право выхода — через пять лет. Волков считает быстрее нас.</w:t>
+        <w:t xml:space="preserve">OLGA: Записываю. Это лучшее, что ты сказала за восемь лет, Ира.</w:t>
+      </w:r>
+    </w:p>
+    <w:p>
+      <w:pPr>
+        <w:pStyle w:val="BodyText"/>
+      </w:pPr>
+      <w:r>
+        <w:t xml:space="preserve">IRINA: Ты говоришь мне это каждый год, Оля, я уже привыкла.</w:t>
+      </w:r>
+    </w:p>
+    <w:p>
+      <w:pPr>
+        <w:pStyle w:val="BodyText"/>
+      </w:pPr>
+      <w:r>
+        <w:t xml:space="preserve">OLGA: И каждый год это правда, потому что ты растёшь.</w:t>
+      </w:r>
+    </w:p>
+    <w:p>
+      <w:pPr>
+        <w:pStyle w:val="BodyText"/>
+      </w:pPr>
+      <w:r>
+        <w:t xml:space="preserve">ALEKSEY: Хорошо. Мы ничего не продаём, но цифры держим наготове: Ирина делает расчёт, а Ольга смотрит устав и договор с Борисом Игоревичем.</w:t>
+      </w:r>
+    </w:p>
+    <w:p>
+      <w:pPr>
+        <w:pStyle w:val="BodyText"/>
+      </w:pPr>
+      <w:r>
+        <w:t xml:space="preserve">OLGA: Договор с Борисом я помню наизусть: право выхода через пять лет. А Волков считает быстрее нас.</w:t>
       </w:r>
     </w:p>
     <w:bookmarkEnd w:id="22"/>
@@ -1723,239 +1723,239 @@
         <w:pStyle w:val="FirstParagraph"/>
       </w:pPr>
       <w:r>
-        <w:t xml:space="preserve">ZOYA: Алексей Николаевич, к вам Волков. Без записи. Говорит — на десять минут. С папкой.</w:t>
-      </w:r>
-    </w:p>
-    <w:p>
-      <w:pPr>
-        <w:pStyle w:val="BodyText"/>
-      </w:pPr>
-      <w:r>
-        <w:t xml:space="preserve">ALEKSEY: Пусть войдёт. Ирина, Ольга — останьтесь.</w:t>
-      </w:r>
-    </w:p>
-    <w:p>
-      <w:pPr>
-        <w:pStyle w:val="BodyText"/>
-      </w:pPr>
-      <w:r>
-        <w:t xml:space="preserve">VOLKOV: Воронцов. Белова. Миронова. Добрый день. Я ненадолго. Сначала — главное. Соболезную. Я знаю про вашу бабушку.</w:t>
-      </w:r>
-    </w:p>
-    <w:p>
-      <w:pPr>
-        <w:pStyle w:val="BodyText"/>
-      </w:pPr>
-      <w:r>
-        <w:t xml:space="preserve">ALEKSEY: Спасибо, Сергей Павлович. Откуда?</w:t>
-      </w:r>
-    </w:p>
-    <w:p>
-      <w:pPr>
-        <w:pStyle w:val="BodyText"/>
-      </w:pPr>
-      <w:r>
-        <w:t xml:space="preserve">VOLKOV: Москва маленькая. Ланской сказал. Я ждал сорок дней. И ещё месяц. Это не тактика. Это приличие.</w:t>
-      </w:r>
-    </w:p>
-    <w:p>
-      <w:pPr>
-        <w:pStyle w:val="BodyText"/>
-      </w:pPr>
-      <w:r>
-        <w:t xml:space="preserve">OLGA: А аналитики «Арбат Капитала» в августе — тоже приличие?</w:t>
-      </w:r>
-    </w:p>
-    <w:p>
-      <w:pPr>
-        <w:pStyle w:val="BodyText"/>
-      </w:pPr>
-      <w:r>
-        <w:t xml:space="preserve">VOLKOV: Это — работа. Приличие — не приходить. Работа — готовиться. Я не пришёл. Я готовился.</w:t>
-      </w:r>
-    </w:p>
-    <w:p>
-      <w:pPr>
-        <w:pStyle w:val="BodyText"/>
-      </w:pPr>
-      <w:r>
-        <w:t xml:space="preserve">IRINA: Вы готовились к чему, Сергей Павлович?</w:t>
-      </w:r>
-    </w:p>
-    <w:p>
-      <w:pPr>
-        <w:pStyle w:val="BodyText"/>
-      </w:pPr>
-      <w:r>
-        <w:t xml:space="preserve">VOLKOV: К этому. Папка. Внутри — письмо. Официальное. Не обязывающее. Пока.</w:t>
-      </w:r>
-    </w:p>
-    <w:p>
-      <w:pPr>
-        <w:pStyle w:val="BodyText"/>
-      </w:pPr>
-      <w:r>
-        <w:t xml:space="preserve">OLGA: «Не обязывающее. Пока». «Пока» — самое опасное слово в праве.</w:t>
-      </w:r>
-    </w:p>
-    <w:p>
-      <w:pPr>
-        <w:pStyle w:val="BodyText"/>
-      </w:pPr>
-      <w:r>
-        <w:t xml:space="preserve">ALEKSEY: Что это?</w:t>
-      </w:r>
-    </w:p>
-    <w:p>
-      <w:pPr>
-        <w:pStyle w:val="BodyText"/>
-      </w:pPr>
-      <w:r>
-        <w:t xml:space="preserve">VOLKOV: Предложение о покупке. «Северная Фарма» предлагает купить сто процентов «Моста». Все доли. Всех четырёх участников.</w:t>
-      </w:r>
-    </w:p>
-    <w:p>
-      <w:pPr>
-        <w:pStyle w:val="BodyText"/>
-      </w:pPr>
-      <w:r>
-        <w:t xml:space="preserve">OLGA: Сто процентов. Не долю. Всё.</w:t>
-      </w:r>
-    </w:p>
-    <w:p>
-      <w:pPr>
-        <w:pStyle w:val="BodyText"/>
-      </w:pPr>
-      <w:r>
-        <w:t xml:space="preserve">VOLKOV: Всё. Я не люблю миноритарные доли. В них много разговоров и мало решений.</w:t>
-      </w:r>
-    </w:p>
-    <w:p>
-      <w:pPr>
-        <w:pStyle w:val="BodyText"/>
-      </w:pPr>
-      <w:r>
-        <w:t xml:space="preserve">IRINA: Цена?</w:t>
-      </w:r>
-    </w:p>
-    <w:p>
-      <w:pPr>
-        <w:pStyle w:val="BodyText"/>
-      </w:pPr>
-      <w:r>
-        <w:t xml:space="preserve">VOLKOV: Четыре миллиарда рублей. Деньгами. Не акциями. В течение девяноста дней после подписания.</w:t>
-      </w:r>
-    </w:p>
-    <w:p>
-      <w:pPr>
-        <w:pStyle w:val="BodyText"/>
-      </w:pPr>
-      <w:r>
-        <w:t xml:space="preserve">IRINA: Четыре. Это больше любой честной оценки, Сергей Павлович. Намного больше.</w:t>
-      </w:r>
-    </w:p>
-    <w:p>
-      <w:pPr>
-        <w:pStyle w:val="BodyText"/>
-      </w:pPr>
-      <w:r>
-        <w:t xml:space="preserve">VOLKOV: Знаю. Честная оценка — от двух с половиной до трёх с небольшим. Белова посчитала так же, уверен. Разница — это цена за то, чего нет в отчётности. Картонка. Линия. Корнилова. Лисицына. Доюн. Люди, которые в три часа ночи едут к чужим пациенткам. Я не умею это строить. Я умею это покупать.</w:t>
-      </w:r>
-    </w:p>
-    <w:p>
-      <w:pPr>
-        <w:pStyle w:val="BodyText"/>
-      </w:pPr>
-      <w:r>
-        <w:t xml:space="preserve">ALEKSEY: А условия?</w:t>
-      </w:r>
-    </w:p>
-    <w:p>
-      <w:pPr>
-        <w:pStyle w:val="BodyText"/>
-      </w:pPr>
-      <w:r>
-        <w:t xml:space="preserve">VOLKOV: Условия — в приложении. Шесть страниц. Прочитаете — поговорим. Сегодня я их не обсуждаю.</w:t>
-      </w:r>
-    </w:p>
-    <w:p>
-      <w:pPr>
-        <w:pStyle w:val="BodyText"/>
-      </w:pPr>
-      <w:r>
-        <w:t xml:space="preserve">OLGA: Шесть страниц условий за лишний миллиард. Это дорогие страницы.</w:t>
-      </w:r>
-    </w:p>
-    <w:p>
-      <w:pPr>
-        <w:pStyle w:val="BodyText"/>
-      </w:pPr>
-      <w:r>
-        <w:t xml:space="preserve">VOLKOV: Все страницы дорогие, Миронова. Вы сами меня учили. Каждая — чья-то будущая дверь.</w:t>
-      </w:r>
-    </w:p>
-    <w:p>
-      <w:pPr>
-        <w:pStyle w:val="BodyText"/>
-      </w:pPr>
-      <w:r>
-        <w:t xml:space="preserve">ALEKSEY: Почему сейчас? Мы растём. Новосибирск работает. Вы сами это видите — на своём складе.</w:t>
-      </w:r>
-    </w:p>
-    <w:p>
-      <w:pPr>
-        <w:pStyle w:val="BodyText"/>
-      </w:pPr>
-      <w:r>
-        <w:t xml:space="preserve">VOLKOV: Поэтому и сейчас. Через два года вы будете стоить шесть. И не продадите никогда. А сегодня у вас есть боль, есть усталость и есть Ланской с правом выхода. Я не жесток, Воронцов. Я точен. Это разные вещи.</w:t>
-      </w:r>
-    </w:p>
-    <w:p>
-      <w:pPr>
-        <w:pStyle w:val="BodyText"/>
-      </w:pPr>
-      <w:r>
-        <w:t xml:space="preserve">ALEKSEY: Вы точно знаете, где у нас болит.</w:t>
-      </w:r>
-    </w:p>
-    <w:p>
-      <w:pPr>
-        <w:pStyle w:val="BodyText"/>
-      </w:pPr>
-      <w:r>
-        <w:t xml:space="preserve">VOLKOV: Я двадцать лет покупаю компании. Сначала дружу. Потом покупаю. Ланской вам говорил. Он прав.</w:t>
-      </w:r>
-    </w:p>
-    <w:p>
-      <w:pPr>
-        <w:pStyle w:val="BodyText"/>
-      </w:pPr>
-      <w:r>
-        <w:t xml:space="preserve">IRINA: Срок?</w:t>
-      </w:r>
-    </w:p>
-    <w:p>
-      <w:pPr>
-        <w:pStyle w:val="BodyText"/>
-      </w:pPr>
-      <w:r>
-        <w:t xml:space="preserve">VOLKOV: Тридцать дней. Потом предложение сгорает. Второго не будет. Я не торгуюсь сам с собой.</w:t>
-      </w:r>
-    </w:p>
-    <w:p>
-      <w:pPr>
-        <w:pStyle w:val="BodyText"/>
-      </w:pPr>
-      <w:r>
-        <w:t xml:space="preserve">ALEKSEY: Тридцать дней. Мы прочитаем. Все шесть страниц.</w:t>
-      </w:r>
-    </w:p>
-    <w:p>
-      <w:pPr>
-        <w:pStyle w:val="BodyText"/>
-      </w:pPr>
-      <w:r>
-        <w:t xml:space="preserve">VOLKOV: Прочитайте. И подумайте, кому станет лучше. До свидания.</w:t>
+        <w:t xml:space="preserve">ZOYA: Алексей Николаевич, к вам Волков, без записи. Говорит, что на десять минут, и у него в руках папка.</w:t>
+      </w:r>
+    </w:p>
+    <w:p>
+      <w:pPr>
+        <w:pStyle w:val="BodyText"/>
+      </w:pPr>
+      <w:r>
+        <w:t xml:space="preserve">ALEKSEY: Пусть войдёт. Ирина, Ольга, останьтесь, пожалуйста, вы мне нужны.</w:t>
+      </w:r>
+    </w:p>
+    <w:p>
+      <w:pPr>
+        <w:pStyle w:val="BodyText"/>
+      </w:pPr>
+      <w:r>
+        <w:t xml:space="preserve">VOLKOV: Воронцов, Белова, Миронова, добрый день. Я ненадолго. Сначала главное: я соболезную, я знаю про вашу бабушку.</w:t>
+      </w:r>
+    </w:p>
+    <w:p>
+      <w:pPr>
+        <w:pStyle w:val="BodyText"/>
+      </w:pPr>
+      <w:r>
+        <w:t xml:space="preserve">ALEKSEY: Спасибо, Сергей Павлович. А откуда вы узнали?</w:t>
+      </w:r>
+    </w:p>
+    <w:p>
+      <w:pPr>
+        <w:pStyle w:val="BodyText"/>
+      </w:pPr>
+      <w:r>
+        <w:t xml:space="preserve">VOLKOV: Москва маленькая, Ланской сказал. Я ждал сорок дней и ещё месяц, и это не тактика, а приличие.</w:t>
+      </w:r>
+    </w:p>
+    <w:p>
+      <w:pPr>
+        <w:pStyle w:val="BodyText"/>
+      </w:pPr>
+      <w:r>
+        <w:t xml:space="preserve">OLGA: А аналитики «Арбат Капитала» в августе — это тоже приличие, Сергей Павлович?</w:t>
+      </w:r>
+    </w:p>
+    <w:p>
+      <w:pPr>
+        <w:pStyle w:val="BodyText"/>
+      </w:pPr>
+      <w:r>
+        <w:t xml:space="preserve">VOLKOV: Это работа. Приличие — не приходить. Работа — готовиться. Я не пришёл, но я готовился.</w:t>
+      </w:r>
+    </w:p>
+    <w:p>
+      <w:pPr>
+        <w:pStyle w:val="BodyText"/>
+      </w:pPr>
+      <w:r>
+        <w:t xml:space="preserve">IRINA: К чему же вы готовились, Сергей Павлович? Скажите прямо.</w:t>
+      </w:r>
+    </w:p>
+    <w:p>
+      <w:pPr>
+        <w:pStyle w:val="BodyText"/>
+      </w:pPr>
+      <w:r>
+        <w:t xml:space="preserve">VOLKOV: Вот к этому. В папке письмо, официальное, но не обязывающее. Не обязывающее. Пока.</w:t>
+      </w:r>
+    </w:p>
+    <w:p>
+      <w:pPr>
+        <w:pStyle w:val="BodyText"/>
+      </w:pPr>
+      <w:r>
+        <w:t xml:space="preserve">OLGA: «Не обязывающее. Пока». «Пока» — самое опасное слово в праве, поверьте юристу.</w:t>
+      </w:r>
+    </w:p>
+    <w:p>
+      <w:pPr>
+        <w:pStyle w:val="BodyText"/>
+      </w:pPr>
+      <w:r>
+        <w:t xml:space="preserve">ALEKSEY: И что же это за письмо, которое вы принесли?</w:t>
+      </w:r>
+    </w:p>
+    <w:p>
+      <w:pPr>
+        <w:pStyle w:val="BodyText"/>
+      </w:pPr>
+      <w:r>
+        <w:t xml:space="preserve">VOLKOV: Предложение о покупке. «Северная Фарма» предлагает купить сто процентов «Моста», все доли всех четырёх участников.</w:t>
+      </w:r>
+    </w:p>
+    <w:p>
+      <w:pPr>
+        <w:pStyle w:val="BodyText"/>
+      </w:pPr>
+      <w:r>
+        <w:t xml:space="preserve">OLGA: Сто процентов? Не долю одного из нас, а всю компанию целиком?</w:t>
+      </w:r>
+    </w:p>
+    <w:p>
+      <w:pPr>
+        <w:pStyle w:val="BodyText"/>
+      </w:pPr>
+      <w:r>
+        <w:t xml:space="preserve">VOLKOV: Всё. Я не люблю миноритарные доли, потому что в них много разговоров и мало решений.</w:t>
+      </w:r>
+    </w:p>
+    <w:p>
+      <w:pPr>
+        <w:pStyle w:val="BodyText"/>
+      </w:pPr>
+      <w:r>
+        <w:t xml:space="preserve">IRINA: А какую цену вы предлагаете за всё целиком?</w:t>
+      </w:r>
+    </w:p>
+    <w:p>
+      <w:pPr>
+        <w:pStyle w:val="BodyText"/>
+      </w:pPr>
+      <w:r>
+        <w:t xml:space="preserve">VOLKOV: Четыре миллиарда рублей деньгами, а не акциями, в течение девяноста дней после подписания.</w:t>
+      </w:r>
+    </w:p>
+    <w:p>
+      <w:pPr>
+        <w:pStyle w:val="BodyText"/>
+      </w:pPr>
+      <w:r>
+        <w:t xml:space="preserve">IRINA: Четыре? Это больше любой честной оценки, Сергей Павлович, намного больше.</w:t>
+      </w:r>
+    </w:p>
+    <w:p>
+      <w:pPr>
+        <w:pStyle w:val="BodyText"/>
+      </w:pPr>
+      <w:r>
+        <w:t xml:space="preserve">VOLKOV: Знаю. Честная оценка — от двух с половиной до трёх с небольшим, и Белова, уверен, посчитала так же. Разница — это цена за то, чего нет в отчётности: картонка, линия, Корнилова, Лисицына, Доюн, люди, которые в три часа ночи едут к чужим пациенткам. Я не умею это строить. Я умею это покупать.</w:t>
+      </w:r>
+    </w:p>
+    <w:p>
+      <w:pPr>
+        <w:pStyle w:val="BodyText"/>
+      </w:pPr>
+      <w:r>
+        <w:t xml:space="preserve">ALEKSEY: А какие у вас условия? Без них ведь ничего не бывает.</w:t>
+      </w:r>
+    </w:p>
+    <w:p>
+      <w:pPr>
+        <w:pStyle w:val="BodyText"/>
+      </w:pPr>
+      <w:r>
+        <w:t xml:space="preserve">VOLKOV: Условия в приложении, на шести страницах. Прочитаете — тогда поговорим, а сегодня я их не обсуждаю.</w:t>
+      </w:r>
+    </w:p>
+    <w:p>
+      <w:pPr>
+        <w:pStyle w:val="BodyText"/>
+      </w:pPr>
+      <w:r>
+        <w:t xml:space="preserve">OLGA: Шесть страниц условий за лишний миллиард. Это очень дорогие страницы.</w:t>
+      </w:r>
+    </w:p>
+    <w:p>
+      <w:pPr>
+        <w:pStyle w:val="BodyText"/>
+      </w:pPr>
+      <w:r>
+        <w:t xml:space="preserve">VOLKOV: Все страницы дорогие, Миронова, вы сами меня этому учили: каждая — чья-то будущая дверь.</w:t>
+      </w:r>
+    </w:p>
+    <w:p>
+      <w:pPr>
+        <w:pStyle w:val="BodyText"/>
+      </w:pPr>
+      <w:r>
+        <w:t xml:space="preserve">ALEKSEY: Но почему именно сейчас? Мы растём, Новосибирск работает, и вы сами видите это на своём складе.</w:t>
+      </w:r>
+    </w:p>
+    <w:p>
+      <w:pPr>
+        <w:pStyle w:val="BodyText"/>
+      </w:pPr>
+      <w:r>
+        <w:t xml:space="preserve">VOLKOV: Поэтому и сейчас. Через два года вы будете стоить шесть и не продадите никогда. А сегодня у вас есть боль, есть усталость и есть Ланской с правом выхода. Я не жесток, Воронцов. Я точен. Это разные вещи.</w:t>
+      </w:r>
+    </w:p>
+    <w:p>
+      <w:pPr>
+        <w:pStyle w:val="BodyText"/>
+      </w:pPr>
+      <w:r>
+        <w:t xml:space="preserve">ALEKSEY: Вы очень точно знаете, где у нас сейчас болит, Сергей Павлович, и это неприятно слышать.</w:t>
+      </w:r>
+    </w:p>
+    <w:p>
+      <w:pPr>
+        <w:pStyle w:val="BodyText"/>
+      </w:pPr>
+      <w:r>
+        <w:t xml:space="preserve">VOLKOV: Я двадцать лет покупаю компании: сначала дружу, потом покупаю. Ланской вам это говорил, и он прав.</w:t>
+      </w:r>
+    </w:p>
+    <w:p>
+      <w:pPr>
+        <w:pStyle w:val="BodyText"/>
+      </w:pPr>
+      <w:r>
+        <w:t xml:space="preserve">IRINA: А сколько у нас есть времени, чтобы всё прочитать, посчитать и ответить вам?</w:t>
+      </w:r>
+    </w:p>
+    <w:p>
+      <w:pPr>
+        <w:pStyle w:val="BodyText"/>
+      </w:pPr>
+      <w:r>
+        <w:t xml:space="preserve">VOLKOV: Тридцать дней, а потом предложение сгорает, и второго не будет, потому что я не торгуюсь сам с собой.</w:t>
+      </w:r>
+    </w:p>
+    <w:p>
+      <w:pPr>
+        <w:pStyle w:val="BodyText"/>
+      </w:pPr>
+      <w:r>
+        <w:t xml:space="preserve">ALEKSEY: Тридцать дней. Мы прочитаем все шесть страниц внимательно, а потом дадим вам ответ.</w:t>
+      </w:r>
+    </w:p>
+    <w:p>
+      <w:pPr>
+        <w:pStyle w:val="BodyText"/>
+      </w:pPr>
+      <w:r>
+        <w:t xml:space="preserve">VOLKOV: Прочитайте и подумайте, кому станет лучше. До свидания.</w:t>
       </w:r>
     </w:p>
     <w:bookmarkEnd w:id="23"/>
@@ -1973,199 +1973,199 @@
         <w:pStyle w:val="FirstParagraph"/>
       </w:pPr>
       <w:r>
-        <w:t xml:space="preserve">OLGA: Он сказал: «кому станет лучше». Не «хуже». Ты заметил?</w:t>
-      </w:r>
-    </w:p>
-    <w:p>
-      <w:pPr>
-        <w:pStyle w:val="BodyText"/>
-      </w:pPr>
-      <w:r>
-        <w:t xml:space="preserve">ALEKSEY: Заметил. Бабушка спросила бы наоборот. Он не знает её вопроса. Он знает только свой.</w:t>
-      </w:r>
-    </w:p>
-    <w:p>
-      <w:pPr>
-        <w:pStyle w:val="BodyText"/>
-      </w:pPr>
-      <w:r>
-        <w:t xml:space="preserve">IRINA: Давайте посчитаем, что лежит на столе. Без эмоций. Хотя бы час. Четыре миллиарда. Ваши сорок процентов, Алексей, — миллиард шестьсот. Мои двадцать — восемьсот миллионов. Ольгины двадцать — восемьсот. Бориса Игоревича — восемьсот. Я в аудите считала чужие миллиарды. Свои — впервые. Это за пределом моего словаря.</w:t>
-      </w:r>
-    </w:p>
-    <w:p>
-      <w:pPr>
-        <w:pStyle w:val="BodyText"/>
-      </w:pPr>
-      <w:r>
-        <w:t xml:space="preserve">OLGA: Моего тоже. Я пришла к вам с одной папкой. Папка до сих пор у меня.</w:t>
-      </w:r>
-    </w:p>
-    <w:p>
-      <w:pPr>
-        <w:pStyle w:val="BodyText"/>
-      </w:pPr>
-      <w:r>
-        <w:t xml:space="preserve">ALEKSEY: Я ушёл из «Хельвемеда» с картонкой. И с девяноста тысячами на счёте.</w:t>
-      </w:r>
-    </w:p>
-    <w:p>
-      <w:pPr>
-        <w:pStyle w:val="BodyText"/>
-      </w:pPr>
-      <w:r>
-        <w:t xml:space="preserve">IRINA: Девяносто тысяч на пятьдесят процентов — это был первый день. Я помню эту цифру в уставе. А теперь — миллиард шестьсот на сорок. Это рост, Алексей. Это не удача и не Волков. Это то, что вы построили. Восемь лет, ночь за ночью.</w:t>
-      </w:r>
-    </w:p>
-    <w:p>
-      <w:pPr>
-        <w:pStyle w:val="BodyText"/>
-      </w:pPr>
-      <w:r>
-        <w:t xml:space="preserve">ALEKSEY: Мы. Не я. Это то, что мы построили. И сто человек.</w:t>
-      </w:r>
-    </w:p>
-    <w:p>
-      <w:pPr>
-        <w:pStyle w:val="BodyText"/>
-      </w:pPr>
-      <w:r>
-        <w:t xml:space="preserve">OLGA: Сто человек. Они в оценку не входят, Ира, ты сама знаешь. Он сказал: «Это я умею покупать». Неправда. Людей не покупают. Покупают компанию, в которой люди работают. Пока работают. А потом выясняется, что купили стены, договоры и коды. А люди ушли домой.</w:t>
-      </w:r>
-    </w:p>
-    <w:p>
-      <w:pPr>
-        <w:pStyle w:val="BodyText"/>
-      </w:pPr>
-      <w:r>
-        <w:t xml:space="preserve">ALEKSEY: Зоя. Дима. Рита. Кирилл. Каждого я знаю по имени.</w:t>
-      </w:r>
-    </w:p>
-    <w:p>
-      <w:pPr>
-        <w:pStyle w:val="BodyText"/>
-      </w:pPr>
-      <w:r>
-        <w:t xml:space="preserve">OLGA: А Волков — по должности. В приложении, наверное, тоже.</w:t>
-      </w:r>
-    </w:p>
-    <w:p>
-      <w:pPr>
-        <w:pStyle w:val="BodyText"/>
-      </w:pPr>
-      <w:r>
-        <w:t xml:space="preserve">IRINA: Откроем приложение?</w:t>
-      </w:r>
-    </w:p>
-    <w:p>
-      <w:pPr>
-        <w:pStyle w:val="BodyText"/>
-      </w:pPr>
-      <w:r>
-        <w:t xml:space="preserve">ALEKSEY: Нет. Не сегодня.</w:t>
-      </w:r>
-    </w:p>
-    <w:p>
-      <w:pPr>
-        <w:pStyle w:val="BodyText"/>
-      </w:pPr>
-      <w:r>
-        <w:t xml:space="preserve">IRINA: Почему? Тридцать дней — это мало.</w:t>
-      </w:r>
-    </w:p>
-    <w:p>
-      <w:pPr>
-        <w:pStyle w:val="BodyText"/>
-      </w:pPr>
-      <w:r>
-        <w:t xml:space="preserve">ALEKSEY: Потому что сегодня я слышу только цифру. Миллиард шестьсот. Она громкая, она перекрикивает всё остальное. Шесть страниц надо читать, когда цифра станет тише. Завтра утром. На свежую голову, после сна. Все трое, вслух, по строчке. Как Ольга читает законы.</w:t>
-      </w:r>
-    </w:p>
-    <w:p>
-      <w:pPr>
-        <w:pStyle w:val="BodyText"/>
-      </w:pPr>
-      <w:r>
-        <w:t xml:space="preserve">OLGA: Это мудро. Для тебя — неожиданно мудро.</w:t>
-      </w:r>
-    </w:p>
-    <w:p>
-      <w:pPr>
-        <w:pStyle w:val="BodyText"/>
-      </w:pPr>
-      <w:r>
-        <w:t xml:space="preserve">ALEKSEY: Это не я. Это бабушка. «Ты будешь считать. Считай. Это не грех. Но сначала спроси одно».</w:t>
-      </w:r>
-    </w:p>
-    <w:p>
-      <w:pPr>
-        <w:pStyle w:val="BodyText"/>
-      </w:pPr>
-      <w:r>
-        <w:t xml:space="preserve">IRINA: Кому станет хуже.</w:t>
-      </w:r>
-    </w:p>
-    <w:p>
-      <w:pPr>
-        <w:pStyle w:val="BodyText"/>
-      </w:pPr>
-      <w:r>
-        <w:t xml:space="preserve">ALEKSEY: Кому станет хуже. Я пока не знаю ответа. Но я знаю вопрос.</w:t>
-      </w:r>
-    </w:p>
-    <w:p>
-      <w:pPr>
-        <w:pStyle w:val="BodyText"/>
-      </w:pPr>
-      <w:r>
-        <w:t xml:space="preserve">OLGA: Тогда запишем вопрос. Первой строкой протокола. До цифры.</w:t>
-      </w:r>
-    </w:p>
-    <w:p>
-      <w:pPr>
-        <w:pStyle w:val="BodyText"/>
-      </w:pPr>
-      <w:r>
-        <w:t xml:space="preserve">IRINA: Протокол чего? Мы ничего не решили.</w:t>
-      </w:r>
-    </w:p>
-    <w:p>
-      <w:pPr>
-        <w:pStyle w:val="BodyText"/>
-      </w:pPr>
-      <w:r>
-        <w:t xml:space="preserve">OLGA: Протокол того, что мы ничего не решили. Это тоже решение. Самое важное в первый день.</w:t>
-      </w:r>
-    </w:p>
-    <w:p>
-      <w:pPr>
-        <w:pStyle w:val="BodyText"/>
-      </w:pPr>
-      <w:r>
-        <w:t xml:space="preserve">ALEKSEY: Подписываем?</w:t>
-      </w:r>
-    </w:p>
-    <w:p>
-      <w:pPr>
-        <w:pStyle w:val="BodyText"/>
-      </w:pPr>
-      <w:r>
-        <w:t xml:space="preserve">IRINA: Подписываем. Трое. Борису Игоревичу — звоним завтра. Утром. Не по телефону — лично.</w:t>
-      </w:r>
-    </w:p>
-    <w:p>
-      <w:pPr>
-        <w:pStyle w:val="BodyText"/>
-      </w:pPr>
-      <w:r>
-        <w:t xml:space="preserve">OLGA: Лично. И не в бане.</w:t>
-      </w:r>
-    </w:p>
-    <w:p>
-      <w:pPr>
-        <w:pStyle w:val="BodyText"/>
-      </w:pPr>
-      <w:r>
-        <w:t xml:space="preserve">ALEKSEY: Не в бане. Там Волков и так всё узнаёт.</w:t>
+        <w:t xml:space="preserve">OLGA: Он сказал «кому станет лучше», а не «хуже». Ты это заметил?</w:t>
+      </w:r>
+    </w:p>
+    <w:p>
+      <w:pPr>
+        <w:pStyle w:val="BodyText"/>
+      </w:pPr>
+      <w:r>
+        <w:t xml:space="preserve">ALEKSEY: Заметил. Бабушка спросила бы наоборот. Он не знает её вопроса, он знает только свой.</w:t>
+      </w:r>
+    </w:p>
+    <w:p>
+      <w:pPr>
+        <w:pStyle w:val="BodyText"/>
+      </w:pPr>
+      <w:r>
+        <w:t xml:space="preserve">IRINA: Давайте посчитаем, что лежит на столе, без эмоций, хотя бы час. Четыре миллиарда: ваши сорок процентов, Алексей, — миллиард шестьсот, мои двадцать — восемьсот миллионов, Ольгины двадцать — восемьсот и столько же у Бориса Игоревича. На аудите я считала чужие миллиарды, а свои считаю впервые, и это за пределом моего словаря.</w:t>
+      </w:r>
+    </w:p>
+    <w:p>
+      <w:pPr>
+        <w:pStyle w:val="BodyText"/>
+      </w:pPr>
+      <w:r>
+        <w:t xml:space="preserve">OLGA: И моего тоже. Я пришла к вам с одной папкой, и эта папка до сих пор у меня.</w:t>
+      </w:r>
+    </w:p>
+    <w:p>
+      <w:pPr>
+        <w:pStyle w:val="BodyText"/>
+      </w:pPr>
+      <w:r>
+        <w:t xml:space="preserve">ALEKSEY: А я ушёл из «Хельвемеда» с картонкой и с девяноста тысячами на счёте.</w:t>
+      </w:r>
+    </w:p>
+    <w:p>
+      <w:pPr>
+        <w:pStyle w:val="BodyText"/>
+      </w:pPr>
+      <w:r>
+        <w:t xml:space="preserve">IRINA: Девяносто тысяч за пятьдесят процентов — это был первый день, я помню эту цифру в уставе. А теперь миллиард шестьсот за сорок. Это рост, Алексей, и это не удача и не Волков, а то, что вы построили за восемь лет, ночь за ночью.</w:t>
+      </w:r>
+    </w:p>
+    <w:p>
+      <w:pPr>
+        <w:pStyle w:val="BodyText"/>
+      </w:pPr>
+      <w:r>
+        <w:t xml:space="preserve">ALEKSEY: Мы, а не я. Это то, что построили мы, и ещё сто человек вместе с нами.</w:t>
+      </w:r>
+    </w:p>
+    <w:p>
+      <w:pPr>
+        <w:pStyle w:val="BodyText"/>
+      </w:pPr>
+      <w:r>
+        <w:t xml:space="preserve">OLGA: Сто человек, которые в оценку не входят, Ира, ты сама это знаешь. Он сказал: «Я умею это покупать». Неправда: людей не покупают. Покупают компанию, в которой люди работают, пока работают. А потом выясняется, что купили стены, договоры и коды, а люди ушли домой.</w:t>
+      </w:r>
+    </w:p>
+    <w:p>
+      <w:pPr>
+        <w:pStyle w:val="BodyText"/>
+      </w:pPr>
+      <w:r>
+        <w:t xml:space="preserve">ALEKSEY: Зоя, Дима, Рита, Кирилл… Каждого из них я знаю по имени.</w:t>
+      </w:r>
+    </w:p>
+    <w:p>
+      <w:pPr>
+        <w:pStyle w:val="BodyText"/>
+      </w:pPr>
+      <w:r>
+        <w:t xml:space="preserve">OLGA: А Волков знает их по должности, и в приложении, наверное, тоже по должности.</w:t>
+      </w:r>
+    </w:p>
+    <w:p>
+      <w:pPr>
+        <w:pStyle w:val="BodyText"/>
+      </w:pPr>
+      <w:r>
+        <w:t xml:space="preserve">IRINA: Так что, откроем приложение прямо сейчас?</w:t>
+      </w:r>
+    </w:p>
+    <w:p>
+      <w:pPr>
+        <w:pStyle w:val="BodyText"/>
+      </w:pPr>
+      <w:r>
+        <w:t xml:space="preserve">ALEKSEY: Нет, только не сегодня, Ира, сегодня я для этого слишком устал.</w:t>
+      </w:r>
+    </w:p>
+    <w:p>
+      <w:pPr>
+        <w:pStyle w:val="BodyText"/>
+      </w:pPr>
+      <w:r>
+        <w:t xml:space="preserve">IRINA: Но почему? Тридцать дней — это совсем немного.</w:t>
+      </w:r>
+    </w:p>
+    <w:p>
+      <w:pPr>
+        <w:pStyle w:val="BodyText"/>
+      </w:pPr>
+      <w:r>
+        <w:t xml:space="preserve">ALEKSEY: Потому что сегодня я слышу только цифру: миллиард шестьсот. Она громкая и перекрикивает всё остальное. Шесть страниц надо читать, когда цифра станет тише: завтра утром, на свежую голову, после сна, все трое, вслух, по строчке, как Ольга читает законы.</w:t>
+      </w:r>
+    </w:p>
+    <w:p>
+      <w:pPr>
+        <w:pStyle w:val="BodyText"/>
+      </w:pPr>
+      <w:r>
+        <w:t xml:space="preserve">OLGA: Это мудро, и для тебя даже неожиданно мудро, Лёша.</w:t>
+      </w:r>
+    </w:p>
+    <w:p>
+      <w:pPr>
+        <w:pStyle w:val="BodyText"/>
+      </w:pPr>
+      <w:r>
+        <w:t xml:space="preserve">ALEKSEY: Это не я, а бабушка: «Ты будешь считать. Считай. Это не грех. Но сначала спроси одно».</w:t>
+      </w:r>
+    </w:p>
+    <w:p>
+      <w:pPr>
+        <w:pStyle w:val="BodyText"/>
+      </w:pPr>
+      <w:r>
+        <w:t xml:space="preserve">IRINA: Кому станет хуже. Это и есть её вопрос, который она задала бы первым.</w:t>
+      </w:r>
+    </w:p>
+    <w:p>
+      <w:pPr>
+        <w:pStyle w:val="BodyText"/>
+      </w:pPr>
+      <w:r>
+        <w:t xml:space="preserve">ALEKSEY: Кому станет хуже. Я пока не знаю ответа, но я знаю вопрос.</w:t>
+      </w:r>
+    </w:p>
+    <w:p>
+      <w:pPr>
+        <w:pStyle w:val="BodyText"/>
+      </w:pPr>
+      <w:r>
+        <w:t xml:space="preserve">OLGA: Тогда запишем вопрос первой строкой протокола, ещё до цифры.</w:t>
+      </w:r>
+    </w:p>
+    <w:p>
+      <w:pPr>
+        <w:pStyle w:val="BodyText"/>
+      </w:pPr>
+      <w:r>
+        <w:t xml:space="preserve">IRINA: Протокол чего? Мы ведь пока ничего не решили.</w:t>
+      </w:r>
+    </w:p>
+    <w:p>
+      <w:pPr>
+        <w:pStyle w:val="BodyText"/>
+      </w:pPr>
+      <w:r>
+        <w:t xml:space="preserve">OLGA: Протокол того, что мы ничего не решили. Это тоже решение, и в первый день оно самое важное.</w:t>
+      </w:r>
+    </w:p>
+    <w:p>
+      <w:pPr>
+        <w:pStyle w:val="BodyText"/>
+      </w:pPr>
+      <w:r>
+        <w:t xml:space="preserve">ALEKSEY: Тогда подписываем? Все трое, прямо сейчас?</w:t>
+      </w:r>
+    </w:p>
+    <w:p>
+      <w:pPr>
+        <w:pStyle w:val="BodyText"/>
+      </w:pPr>
+      <w:r>
+        <w:t xml:space="preserve">IRINA: Подписываем, все трое. А Борису Игоревичу звоним завтра утром, точнее, едем к нему лично, а не по телефону.</w:t>
+      </w:r>
+    </w:p>
+    <w:p>
+      <w:pPr>
+        <w:pStyle w:val="BodyText"/>
+      </w:pPr>
+      <w:r>
+        <w:t xml:space="preserve">OLGA: Лично, и только не в бане, пожалуйста, хотя он её очень любит.</w:t>
+      </w:r>
+    </w:p>
+    <w:p>
+      <w:pPr>
+        <w:pStyle w:val="BodyText"/>
+      </w:pPr>
+      <w:r>
+        <w:t xml:space="preserve">ALEKSEY: Не в бане, потому что там Волков и так всё узнаёт первым, между первым и вторым паром.</w:t>
       </w:r>
     </w:p>
     <w:bookmarkEnd w:id="24"/>
@@ -2183,119 +2183,119 @@
         <w:pStyle w:val="FirstParagraph"/>
       </w:pPr>
       <w:r>
-        <w:t xml:space="preserve">DOYUN: Лёша? У нас пять утра. Ты не спишь в одиннадцать — это нарушение. Рита расскажет.</w:t>
-      </w:r>
-    </w:p>
-    <w:p>
-      <w:pPr>
-        <w:pStyle w:val="BodyText"/>
-      </w:pPr>
-      <w:r>
-        <w:t xml:space="preserve">ALEKSEY: Пусть рассказывает. Доюн, Волков пришёл. С предложением о покупке.</w:t>
-      </w:r>
-    </w:p>
-    <w:p>
-      <w:pPr>
-        <w:pStyle w:val="BodyText"/>
-      </w:pPr>
-      <w:r>
-        <w:t xml:space="preserve">DOYUN: О покупке. Чего?</w:t>
-      </w:r>
-    </w:p>
-    <w:p>
-      <w:pPr>
-        <w:pStyle w:val="BodyText"/>
-      </w:pPr>
-      <w:r>
-        <w:t xml:space="preserve">ALEKSEY: Всего. «Моста». Сто процентов. Четыре миллиарда рублей.</w:t>
-      </w:r>
-    </w:p>
-    <w:p>
-      <w:pPr>
-        <w:pStyle w:val="BodyText"/>
-      </w:pPr>
-      <w:r>
-        <w:t xml:space="preserve">DOYUN: Четыре… Подожди. Я сяду. Это… много.</w:t>
-      </w:r>
-    </w:p>
-    <w:p>
-      <w:pPr>
-        <w:pStyle w:val="BodyText"/>
-      </w:pPr>
-      <w:r>
-        <w:t xml:space="preserve">ALEKSEY: Много. И шесть страниц условий, которые я ещё не читал.</w:t>
-      </w:r>
-    </w:p>
-    <w:p>
-      <w:pPr>
-        <w:pStyle w:val="BodyText"/>
-      </w:pPr>
-      <w:r>
-        <w:t xml:space="preserve">DOYUN: Президенту говорить?</w:t>
-      </w:r>
-    </w:p>
-    <w:p>
-      <w:pPr>
-        <w:pStyle w:val="BodyText"/>
-      </w:pPr>
-      <w:r>
-        <w:t xml:space="preserve">ALEKSEY: Говори. Он партнёр. Он должен узнать от нас, не от Волкова.</w:t>
-      </w:r>
-    </w:p>
-    <w:p>
-      <w:pPr>
-        <w:pStyle w:val="BodyText"/>
-      </w:pPr>
-      <w:r>
-        <w:t xml:space="preserve">DOYUN: Скажу. Утром, когда он померит давление. Не раньше.</w:t>
-      </w:r>
-    </w:p>
-    <w:p>
-      <w:pPr>
-        <w:pStyle w:val="BodyText"/>
-      </w:pPr>
-      <w:r>
-        <w:t xml:space="preserve">ALEKSEY: Правильно. Доюн, а ты? Что ты думаешь?</w:t>
-      </w:r>
-    </w:p>
-    <w:p>
-      <w:pPr>
-        <w:pStyle w:val="BodyText"/>
-      </w:pPr>
-      <w:r>
-        <w:t xml:space="preserve">DOYUN: Я думаю… Ты назвал компанию в честь моста. Который я строил. Сам говорил.</w:t>
-      </w:r>
-    </w:p>
-    <w:p>
-      <w:pPr>
-        <w:pStyle w:val="BodyText"/>
-      </w:pPr>
-      <w:r>
-        <w:t xml:space="preserve">ALEKSEY: Помню. «Ты и есть мост». Это я сказал.</w:t>
-      </w:r>
-    </w:p>
-    <w:p>
-      <w:pPr>
-        <w:pStyle w:val="BodyText"/>
-      </w:pPr>
-      <w:r>
-        <w:t xml:space="preserve">DOYUN: Тогда спроси себя: мост можно продать?</w:t>
-      </w:r>
-    </w:p>
-    <w:p>
-      <w:pPr>
-        <w:pStyle w:val="BodyText"/>
-      </w:pPr>
-      <w:r>
-        <w:t xml:space="preserve">ALEKSEY: Не знаю, тари. Тридцать дней. Я узнаю.</w:t>
-      </w:r>
-    </w:p>
-    <w:p>
-      <w:pPr>
-        <w:pStyle w:val="BodyText"/>
-      </w:pPr>
-      <w:r>
-        <w:t xml:space="preserve">DOYUN: Узнаешь. Спи. Это не просьба. Это назначение. Бабушкино.</w:t>
+        <w:t xml:space="preserve">DOYUN: Лёша? У нас пять утра. Ты не спишь в одиннадцать вечера, а это нарушение, и Рита об этом узнает.</w:t>
+      </w:r>
+    </w:p>
+    <w:p>
+      <w:pPr>
+        <w:pStyle w:val="BodyText"/>
+      </w:pPr>
+      <w:r>
+        <w:t xml:space="preserve">ALEKSEY: Пусть узнаёт. Доюн, ко мне пришёл Волков, с предложением о покупке.</w:t>
+      </w:r>
+    </w:p>
+    <w:p>
+      <w:pPr>
+        <w:pStyle w:val="BodyText"/>
+      </w:pPr>
+      <w:r>
+        <w:t xml:space="preserve">DOYUN: О покупке? А что именно он хочет купить?</w:t>
+      </w:r>
+    </w:p>
+    <w:p>
+      <w:pPr>
+        <w:pStyle w:val="BodyText"/>
+      </w:pPr>
+      <w:r>
+        <w:t xml:space="preserve">ALEKSEY: Всё: «Мост», сто процентов, за четыре миллиарда рублей.</w:t>
+      </w:r>
+    </w:p>
+    <w:p>
+      <w:pPr>
+        <w:pStyle w:val="BodyText"/>
+      </w:pPr>
+      <w:r>
+        <w:t xml:space="preserve">DOYUN: Четыре… Подожди, я сяду. Это… это очень много.</w:t>
+      </w:r>
+    </w:p>
+    <w:p>
+      <w:pPr>
+        <w:pStyle w:val="BodyText"/>
+      </w:pPr>
+      <w:r>
+        <w:t xml:space="preserve">ALEKSEY: Много. И ещё шесть страниц условий, которые я пока не читал.</w:t>
+      </w:r>
+    </w:p>
+    <w:p>
+      <w:pPr>
+        <w:pStyle w:val="BodyText"/>
+      </w:pPr>
+      <w:r>
+        <w:t xml:space="preserve">DOYUN: А президенту об этом говорить? Или пока подождать?</w:t>
+      </w:r>
+    </w:p>
+    <w:p>
+      <w:pPr>
+        <w:pStyle w:val="BodyText"/>
+      </w:pPr>
+      <w:r>
+        <w:t xml:space="preserve">ALEKSEY: Говори. Он наш партнёр и должен узнать об этом от нас, а не от Волкова.</w:t>
+      </w:r>
+    </w:p>
+    <w:p>
+      <w:pPr>
+        <w:pStyle w:val="BodyText"/>
+      </w:pPr>
+      <w:r>
+        <w:t xml:space="preserve">DOYUN: Скажу утром, когда он померит давление бабушкиным тонометром, но не раньше, чтобы не испортить ему цифры.</w:t>
+      </w:r>
+    </w:p>
+    <w:p>
+      <w:pPr>
+        <w:pStyle w:val="BodyText"/>
+      </w:pPr>
+      <w:r>
+        <w:t xml:space="preserve">ALEKSEY: Правильно. Доюн, а ты сам что об этом думаешь?</w:t>
+      </w:r>
+    </w:p>
+    <w:p>
+      <w:pPr>
+        <w:pStyle w:val="BodyText"/>
+      </w:pPr>
+      <w:r>
+        <w:t xml:space="preserve">DOYUN: Я думаю… Ты назвал компанию в честь моста, который я строил. Ты сам мне это говорил.</w:t>
+      </w:r>
+    </w:p>
+    <w:p>
+      <w:pPr>
+        <w:pStyle w:val="BodyText"/>
+      </w:pPr>
+      <w:r>
+        <w:t xml:space="preserve">ALEKSEY: Помню. «Ты и есть мост» — это я тебе сказал.</w:t>
+      </w:r>
+    </w:p>
+    <w:p>
+      <w:pPr>
+        <w:pStyle w:val="BodyText"/>
+      </w:pPr>
+      <w:r>
+        <w:t xml:space="preserve">DOYUN: Тогда спроси себя: можно ли продать мост?</w:t>
+      </w:r>
+    </w:p>
+    <w:p>
+      <w:pPr>
+        <w:pStyle w:val="BodyText"/>
+      </w:pPr>
+      <w:r>
+        <w:t xml:space="preserve">ALEKSEY: Не знаю, тари. У меня есть тридцать дней, и я узнаю.</w:t>
+      </w:r>
+    </w:p>
+    <w:p>
+      <w:pPr>
+        <w:pStyle w:val="BodyText"/>
+      </w:pPr>
+      <w:r>
+        <w:t xml:space="preserve">DOYUN: Узнаешь, я в тебя верю. А теперь спи. Это не просьба. Это назначение, бабушкино.</w:t>
       </w:r>
     </w:p>
     <w:p>
@@ -3241,7 +3241,7 @@
         <w:t xml:space="preserve">“</w:t>
       </w:r>
       <w:r>
-        <w:t xml:space="preserve">Поэтому и сейчас. Через два года вы будете стоить шесть. И не продадите никогда. А сегодня у вас есть боль, есть усталость и есть Ланской с правом выхода. Я не жесток, Воронцов. Я точен. Это разные вещи.</w:t>
+        <w:t xml:space="preserve">Поэтому и сейчас. Через два года вы будете стоить шесть и не продадите никогда. А сегодня у вас есть боль, есть усталость и есть Ланской с правом выхода. Я не жесток, Воронцов. Я точен. Это разные вещи.</w:t>
       </w:r>
       <w:r>
         <w:t xml:space="preserve">”</w:t>
@@ -3359,31 +3359,31 @@
               <w:jc w:val="left"/>
             </w:pPr>
             <w:r>
-              <w:t xml:space="preserve">② 미래 예측</w:t>
-            </w:r>
-          </w:p>
-        </w:tc>
-        <w:tc>
-          <w:tcPr/>
-          <w:p>
-            <w:pPr>
-              <w:pStyle w:val="Compact"/>
-              <w:jc w:val="left"/>
-            </w:pPr>
-            <w:r>
-              <w:t xml:space="preserve">Через два года вы будете стоить шесть.</w:t>
-            </w:r>
-          </w:p>
-        </w:tc>
-        <w:tc>
-          <w:tcPr/>
-          <w:p>
-            <w:pPr>
-              <w:pStyle w:val="Compact"/>
-              <w:jc w:val="left"/>
-            </w:pPr>
-            <w:r>
-              <w:t xml:space="preserve">будете + 부정사 — 확신 있는 예측</w:t>
+              <w:t xml:space="preserve">② 미래 예측 + 결과</w:t>
+            </w:r>
+          </w:p>
+        </w:tc>
+        <w:tc>
+          <w:tcPr/>
+          <w:p>
+            <w:pPr>
+              <w:pStyle w:val="Compact"/>
+              <w:jc w:val="left"/>
+            </w:pPr>
+            <w:r>
+              <w:t xml:space="preserve">Через два года вы будете стоить шесть и не продадите никогда.</w:t>
+            </w:r>
+          </w:p>
+        </w:tc>
+        <w:tc>
+          <w:tcPr/>
+          <w:p>
+            <w:pPr>
+              <w:pStyle w:val="Compact"/>
+              <w:jc w:val="left"/>
+            </w:pPr>
+            <w:r>
+              <w:t xml:space="preserve">будете + 부정사, и로 완료상 미래 부정 연결</w:t>
             </w:r>
           </w:p>
         </w:tc>
@@ -3397,31 +3397,31 @@
               <w:jc w:val="left"/>
             </w:pPr>
             <w:r>
-              <w:t xml:space="preserve">③ 결과</w:t>
-            </w:r>
-          </w:p>
-        </w:tc>
-        <w:tc>
-          <w:tcPr/>
-          <w:p>
-            <w:pPr>
-              <w:pStyle w:val="Compact"/>
-              <w:jc w:val="left"/>
-            </w:pPr>
-            <w:r>
-              <w:t xml:space="preserve">И не продадите никогда.</w:t>
-            </w:r>
-          </w:p>
-        </w:tc>
-        <w:tc>
-          <w:tcPr/>
-          <w:p>
-            <w:pPr>
-              <w:pStyle w:val="Compact"/>
-              <w:jc w:val="left"/>
-            </w:pPr>
-            <w:r>
-              <w:t xml:space="preserve">완료상 미래 부정</w:t>
+              <w:t xml:space="preserve">③ 현재의 약점</w:t>
+            </w:r>
+          </w:p>
+        </w:tc>
+        <w:tc>
+          <w:tcPr/>
+          <w:p>
+            <w:pPr>
+              <w:pStyle w:val="Compact"/>
+              <w:jc w:val="left"/>
+            </w:pPr>
+            <w:r>
+              <w:t xml:space="preserve">А сегодня у вас есть боль, есть усталость и есть…</w:t>
+            </w:r>
+          </w:p>
+        </w:tc>
+        <w:tc>
+          <w:tcPr/>
+          <w:p>
+            <w:pPr>
+              <w:pStyle w:val="Compact"/>
+              <w:jc w:val="left"/>
+            </w:pPr>
+            <w:r>
+              <w:t xml:space="preserve">есть 반복 열거</w:t>
             </w:r>
           </w:p>
         </w:tc>
@@ -3435,45 +3435,7 @@
               <w:jc w:val="left"/>
             </w:pPr>
             <w:r>
-              <w:t xml:space="preserve">④ 현재의 약점</w:t>
-            </w:r>
-          </w:p>
-        </w:tc>
-        <w:tc>
-          <w:tcPr/>
-          <w:p>
-            <w:pPr>
-              <w:pStyle w:val="Compact"/>
-              <w:jc w:val="left"/>
-            </w:pPr>
-            <w:r>
-              <w:t xml:space="preserve">А сегодня у вас есть боль, есть усталость и есть…</w:t>
-            </w:r>
-          </w:p>
-        </w:tc>
-        <w:tc>
-          <w:tcPr/>
-          <w:p>
-            <w:pPr>
-              <w:pStyle w:val="Compact"/>
-              <w:jc w:val="left"/>
-            </w:pPr>
-            <w:r>
-              <w:t xml:space="preserve">есть 반복 열거</w:t>
-            </w:r>
-          </w:p>
-        </w:tc>
-      </w:tr>
-      <w:tr>
-        <w:tc>
-          <w:tcPr/>
-          <w:p>
-            <w:pPr>
-              <w:pStyle w:val="Compact"/>
-              <w:jc w:val="left"/>
-            </w:pPr>
-            <w:r>
-              <w:t xml:space="preserve">⑤ 자기 규정</w:t>
+              <w:t xml:space="preserve">④ 자기 규정</w:t>
             </w:r>
           </w:p>
         </w:tc>
@@ -3521,7 +3483,7 @@
         <w:t xml:space="preserve">“</w:t>
       </w:r>
       <w:r>
-        <w:t xml:space="preserve">Поэтому и сейчас. Через … вы будете …. А сегодня у вас есть …, есть … и есть …. Я не …, я ….</w:t>
+        <w:t xml:space="preserve">Поэтому и сейчас. Через … вы будете … и не …. А сегодня у вас есть …, есть … и есть …. Я не …, я ….</w:t>
       </w:r>
       <w:r>
         <w:t xml:space="preserve">”</w:t>
@@ -3540,7 +3502,7 @@
         <w:t xml:space="preserve"> </w:t>
       </w:r>
       <w:r>
-        <w:t xml:space="preserve">поэтому и · через два года · а сегодня</w:t>
+        <w:t xml:space="preserve">поэтому и · через два года · и · а сегодня</w:t>
       </w:r>
       <w:r>
         <w:t xml:space="preserve"> </w:t>
@@ -3571,7 +3533,7 @@
         <w:t xml:space="preserve">”</w:t>
       </w:r>
       <w:r>
-        <w:t xml:space="preserve">를 설명하는 30~40단어 발화(상대의 강점을 근거로).</w:t>
+        <w:t xml:space="preserve">를 설명하는 35~60단어 발화(상대의 강점을 근거로).</w:t>
       </w:r>
     </w:p>
     <w:bookmarkEnd w:id="30"/>
@@ -4008,79 +3970,79 @@
         <w:pStyle w:val="FirstParagraph"/>
       </w:pPr>
       <w:r>
-        <w:t xml:space="preserve">올가: 40일. 월요일에 돌아왔지. 잤어?</w:t>
-      </w:r>
-    </w:p>
-    <w:p>
-      <w:pPr>
-        <w:pStyle w:val="BodyText"/>
-      </w:pPr>
-      <w:r>
-        <w:t xml:space="preserve">알렉세이: 여덟 시간. 리타가 확인했어. 메일은 아침 7시에 열었어, 그 전엔 안 열고.</w:t>
-      </w:r>
-    </w:p>
-    <w:p>
-      <w:pPr>
-        <w:pStyle w:val="BodyText"/>
-      </w:pPr>
-      <w:r>
-        <w:t xml:space="preserve">리타: 확인합니다. 7시 2분. 절차 25번. 「대표의 수면에 관하여」. 비공식.</w:t>
-      </w:r>
-    </w:p>
-    <w:p>
-      <w:pPr>
-        <w:pStyle w:val="BodyText"/>
-      </w:pPr>
-      <w:r>
-        <w:t xml:space="preserve">이리나: 알렉세이, 회의 전에 하실 게 있다고 하셨죠. 마커 가져왔어요.</w:t>
-      </w:r>
-    </w:p>
-    <w:p>
-      <w:pPr>
-        <w:pStyle w:val="BodyText"/>
-      </w:pPr>
-      <w:r>
-        <w:t xml:space="preserve">알렉세이: 가져왔네요. 의자 좀 잡아 줘, 디마. 판지가 높아.</w:t>
-      </w:r>
-    </w:p>
-    <w:p>
-      <w:pPr>
-        <w:pStyle w:val="BodyText"/>
-      </w:pPr>
-      <w:r>
-        <w:t xml:space="preserve">디마: 잡았어요. 판지만 떨어뜨리지 마세요. 우리 모두보다 나이가 많아요.</w:t>
-      </w:r>
-    </w:p>
-    <w:p>
-      <w:pPr>
-        <w:pStyle w:val="BodyText"/>
-      </w:pPr>
-      <w:r>
-        <w:t xml:space="preserve">알렉세이: 안 떨어뜨려. 할머니가 그러셨어: 아래에. 작게. 내 손으로.</w:t>
-      </w:r>
-    </w:p>
-    <w:p>
-      <w:pPr>
-        <w:pStyle w:val="BodyText"/>
-      </w:pPr>
-      <w:r>
-        <w:t xml:space="preserve">키릴: 뭐라고 쓰세요? 여기선 안 보여요.</w:t>
-      </w:r>
-    </w:p>
-    <w:p>
-      <w:pPr>
-        <w:pStyle w:val="BodyText"/>
-      </w:pPr>
-      <w:r>
-        <w:t xml:space="preserve">알렉세이: 「Себе — тоже(자신에게도)」. 자. 됐다. 비뚤다.</w:t>
-      </w:r>
-    </w:p>
-    <w:p>
-      <w:pPr>
-        <w:pStyle w:val="BodyText"/>
-      </w:pPr>
-      <w:r>
-        <w:t xml:space="preserve">코르닐로바: 비뚤어요. 그분처럼. 그게 맞아요. 여기서 반듯한 글씨면 거짓말일 거예요.</w:t>
+        <w:t xml:space="preserve">올가: 40일이 지났고, 월요일에 돌아왔지. 솔직히 말해 봐, 좀 잤어?</w:t>
+      </w:r>
+    </w:p>
+    <w:p>
+      <w:pPr>
+        <w:pStyle w:val="BodyText"/>
+      </w:pPr>
+      <w:r>
+        <w:t xml:space="preserve">알렉세이: 여덟 시간 잤고, 리타가 확인했어. 메일은 아침 7시에 열었어, 그 전엔 안 열고.</w:t>
+      </w:r>
+    </w:p>
+    <w:p>
+      <w:pPr>
+        <w:pStyle w:val="BodyText"/>
+      </w:pPr>
+      <w:r>
+        <w:t xml:space="preserve">리타: 확인합니다. 7시 2분. 절차 25번 「대표의 수면에 관하여」, 아직은 비공식이에요.</w:t>
+      </w:r>
+    </w:p>
+    <w:p>
+      <w:pPr>
+        <w:pStyle w:val="BodyText"/>
+      </w:pPr>
+      <w:r>
+        <w:t xml:space="preserve">이리나: 알렉세이, 회의 전에 하실 게 있다고 하셨죠. 마커는 벌써 가져왔어요.</w:t>
+      </w:r>
+    </w:p>
+    <w:p>
+      <w:pPr>
+        <w:pStyle w:val="BodyText"/>
+      </w:pPr>
+      <w:r>
+        <w:t xml:space="preserve">알렉세이: 가져왔네요, 고마워요. 디마, 판지가 높이 걸려 있으니 의자 좀 잡아 줘.</w:t>
+      </w:r>
+    </w:p>
+    <w:p>
+      <w:pPr>
+        <w:pStyle w:val="BodyText"/>
+      </w:pPr>
+      <w:r>
+        <w:t xml:space="preserve">디마: 잡았어요. 판지만 떨어뜨리지 마세요, 우리 모두보다 나이가 많잖아요.</w:t>
+      </w:r>
+    </w:p>
+    <w:p>
+      <w:pPr>
+        <w:pStyle w:val="BodyText"/>
+      </w:pPr>
+      <w:r>
+        <w:t xml:space="preserve">알렉세이: 안 떨어뜨려. 할머니가 아래에, 작게, 내 손으로 쓰라고 하셨어.</w:t>
+      </w:r>
+    </w:p>
+    <w:p>
+      <w:pPr>
+        <w:pStyle w:val="BodyText"/>
+      </w:pPr>
+      <w:r>
+        <w:t xml:space="preserve">키릴: 뭐라고 쓰세요, 알렉세이 니콜라예비치? 여기 아래에선 하나도 안 보여요.</w:t>
+      </w:r>
+    </w:p>
+    <w:p>
+      <w:pPr>
+        <w:pStyle w:val="BodyText"/>
+      </w:pPr>
+      <w:r>
+        <w:t xml:space="preserve">알렉세이: 「Себе — тоже(자신에게도)」. 자, 됐다. 비뚤게 나왔지만.</w:t>
+      </w:r>
+    </w:p>
+    <w:p>
+      <w:pPr>
+        <w:pStyle w:val="BodyText"/>
+      </w:pPr>
+      <w:r>
+        <w:t xml:space="preserve">코르닐로바: 그분처럼 비뚤어요, 그게 맞아요. 여기서 반듯한 글씨면 거짓말일 거예요.</w:t>
       </w:r>
     </w:p>
     <w:p>
@@ -4096,31 +4058,31 @@
         <w:pStyle w:val="BodyText"/>
       </w:pPr>
       <w:r>
-        <w:t xml:space="preserve">이리나: 올가, 진심이야?</w:t>
-      </w:r>
-    </w:p>
-    <w:p>
-      <w:pPr>
-        <w:pStyle w:val="BodyText"/>
-      </w:pPr>
-      <w:r>
-        <w:t xml:space="preserve">올가: 완전히. 8항: 판지는 누구도 떼지 않는다. 8-1항: 덧쓴 글도.</w:t>
-      </w:r>
-    </w:p>
-    <w:p>
-      <w:pPr>
-        <w:pStyle w:val="BodyText"/>
-      </w:pPr>
-      <w:r>
-        <w:t xml:space="preserve">도윤: 료샤, 나 아직 연결돼 있어. 대표님이 편지를 읽어 달라고 하셨어. 장례식 때 그 편지. 지금 괜찮아?</w:t>
-      </w:r>
-    </w:p>
-    <w:p>
-      <w:pPr>
-        <w:pStyle w:val="BodyText"/>
-      </w:pPr>
-      <w:r>
-        <w:t xml:space="preserve">알렉세이: 지금은 — 괜찮아. 모두 듣고 있어.</w:t>
+        <w:t xml:space="preserve">이리나: 올가, 그거 진심이야, 농담이야?</w:t>
+      </w:r>
+    </w:p>
+    <w:p>
+      <w:pPr>
+        <w:pStyle w:val="BodyText"/>
+      </w:pPr>
+      <w:r>
+        <w:t xml:space="preserve">올가: 완전히 진심이야. 8항: 판지는 누구도 떼지 않는다. 8-1항: 덧쓴 글도 누구도 떼지 않는다.</w:t>
+      </w:r>
+    </w:p>
+    <w:p>
+      <w:pPr>
+        <w:pStyle w:val="BodyText"/>
+      </w:pPr>
+      <w:r>
+        <w:t xml:space="preserve">도윤: 료샤, 나 아직 연결돼 있어. 대표님이 장례식 때 쓰신 편지를 읽어 달라고 하셨어. 지금 괜찮아?</w:t>
+      </w:r>
+    </w:p>
+    <w:p>
+      <w:pPr>
+        <w:pStyle w:val="BodyText"/>
+      </w:pPr>
+      <w:r>
+        <w:t xml:space="preserve">알렉세이: 지금은 괜찮아, 도윤. 읽어 줘. 여기 판지 아래에서 모두 듣고 있어.</w:t>
       </w:r>
     </w:p>
     <w:bookmarkEnd w:id="33"/>
@@ -4146,151 +4108,151 @@
         <w:pStyle w:val="BodyText"/>
       </w:pPr>
       <w:r>
-        <w:t xml:space="preserve">알렉세이: 「당신의 제자」. 그렇게 서명하셨어?</w:t>
-      </w:r>
-    </w:p>
-    <w:p>
-      <w:pPr>
-        <w:pStyle w:val="BodyText"/>
-      </w:pPr>
-      <w:r>
-        <w:t xml:space="preserve">도윤: 응. 러시아어로. 직접 쓰셨어. 초안 세 장. 휴지통에서 봤어.</w:t>
-      </w:r>
-    </w:p>
-    <w:p>
-      <w:pPr>
-        <w:pStyle w:val="BodyText"/>
-      </w:pPr>
-      <w:r>
-        <w:t xml:space="preserve">코르닐로바: 제자. 우리 모두 그분의 제자예요. 한 번도 못 뵌 사람까지.</w:t>
-      </w:r>
-    </w:p>
-    <w:p>
-      <w:pPr>
-        <w:pStyle w:val="BodyText"/>
-      </w:pPr>
-      <w:r>
-        <w:t xml:space="preserve">올가: 고마워, 도윤. 대표님께 전해 줘: 편지는 읽었다고. 소리 내서. 판지 아래에서.</w:t>
-      </w:r>
-    </w:p>
-    <w:p>
-      <w:pPr>
-        <w:pStyle w:val="BodyText"/>
-      </w:pPr>
-      <w:r>
-        <w:t xml:space="preserve">도윤: 전할게. 기뻐하실 거야. 그리고 하나 더: 최 상무가 전해 달래 — 노보시비르스크에 젤이 제때 들어가고 있대. 세 번 모두.</w:t>
-      </w:r>
-    </w:p>
-    <w:p>
-      <w:pPr>
-        <w:pStyle w:val="BodyText"/>
-      </w:pPr>
-      <w:r>
-        <w:t xml:space="preserve">이리나: 숫자로 넘어가기 좋은 소식이네요. 해도 될까요?</w:t>
-      </w:r>
-    </w:p>
-    <w:p>
-      <w:pPr>
-        <w:pStyle w:val="BodyText"/>
-      </w:pPr>
-      <w:r>
-        <w:t xml:space="preserve">알렉세이: 해야죠. 시작하세요.</w:t>
-      </w:r>
-    </w:p>
-    <w:p>
-      <w:pPr>
-        <w:pStyle w:val="BodyText"/>
-      </w:pPr>
-      <w:r>
-        <w:t xml:space="preserve">이리나: 7월. 「라도가」 — 주사기 7,500개. 「세진」 — 안정적, 잠식 없음. 노보시비르스크 — 한 달에 첫 900개. 볼코프 창고의 이탈 — 0. 온도 일지는 — 우리 것보다 낫다, 인정해요. 31일 전부 확인했어요. 한 줄 한 줄. 야간 기록까지.</w:t>
-      </w:r>
-    </w:p>
-    <w:p>
-      <w:pPr>
-        <w:pStyle w:val="BodyText"/>
-      </w:pPr>
-      <w:r>
-        <w:t xml:space="preserve">리타: 확인합니다. 7월에 거기 다녀왔어요. 볼코프 창고는 — 제가 러시아에서 본 것 중 최고예요. 짜증 날 정도로요.</w:t>
-      </w:r>
-    </w:p>
-    <w:p>
-      <w:pPr>
-        <w:pStyle w:val="BodyText"/>
-      </w:pPr>
-      <w:r>
-        <w:t xml:space="preserve">코르닐로바: 노보시비르스크 의사 열두 명이 시험에 합격했어요. 열 명은 — 첫 시도에. 야간 당직은 — 의사 둘에 제가 전화로.</w:t>
-      </w:r>
-    </w:p>
-    <w:p>
-      <w:pPr>
-        <w:pStyle w:val="BodyText"/>
-      </w:pPr>
-      <w:r>
-        <w:t xml:space="preserve">알렉세이: 그럼 노보시비르스크는 — 돌아가고 있네요. 한 달 뒤엔 — 사마라?</w:t>
-      </w:r>
-    </w:p>
-    <w:p>
-      <w:pPr>
-        <w:pStyle w:val="BodyText"/>
-      </w:pPr>
-      <w:r>
-        <w:t xml:space="preserve">이리나: 가능해요. 속도를 유지하면요. 최근 12개월 매출 — 17억. 세전 이익 — 3억 3천만.</w:t>
-      </w:r>
-    </w:p>
-    <w:p>
-      <w:pPr>
-        <w:pStyle w:val="BodyText"/>
-      </w:pPr>
-      <w:r>
-        <w:t xml:space="preserve">올가: 좋은 숫자야. 숫자가 좋으면 난 불안해지기 시작해.</w:t>
-      </w:r>
-    </w:p>
-    <w:p>
-      <w:pPr>
-        <w:pStyle w:val="BodyText"/>
-      </w:pPr>
-      <w:r>
-        <w:t xml:space="preserve">키릴: 괜한 불안이 아니에요, 올가 페트로브나. 말씀드려도 될까요? 소식이 있어요. 안 좋은 거요.</w:t>
-      </w:r>
-    </w:p>
-    <w:p>
-      <w:pPr>
-        <w:pStyle w:val="BodyText"/>
-      </w:pPr>
-      <w:r>
-        <w:t xml:space="preserve">알렉세이: 말해.</w:t>
-      </w:r>
-    </w:p>
-    <w:p>
-      <w:pPr>
-        <w:pStyle w:val="BodyText"/>
-      </w:pPr>
-      <w:r>
-        <w:t xml:space="preserve">키릴: 이번 주에 클리닉 세 곳이 저한테 전화했어요. 서로 따로따로요. 「아르바트 캐피털」 애널리스트한테 전화가 왔대요. 예의 바르고, 젊고, 질문이 좋더래요. 「라도가」에 대해 물었대요: 한 달에 얼마나 사는지, 의사들이 만족하는지, 가격이 오르면 「세진」으로 돌아갈지. 한 클리닉이 물었대요: 「’모스트’에서 오셨어요?」 그러자 전화를 끊었대요.</w:t>
-      </w:r>
-    </w:p>
-    <w:p>
-      <w:pPr>
-        <w:pStyle w:val="BodyText"/>
-      </w:pPr>
-      <w:r>
-        <w:t xml:space="preserve">이리나: 「아르바트 캐피털」은 — 투자은행이에요. 인수합병. 대형 유통사들과 일해요.</w:t>
-      </w:r>
-    </w:p>
-    <w:p>
-      <w:pPr>
-        <w:pStyle w:val="BodyText"/>
-      </w:pPr>
-      <w:r>
-        <w:t xml:space="preserve">디마: 「세베르나야 파르마」랑도 일했어요. 작년에. 카잔 약국 체인 인수.</w:t>
-      </w:r>
-    </w:p>
-    <w:p>
-      <w:pPr>
-        <w:pStyle w:val="BodyText"/>
-      </w:pPr>
-      <w:r>
-        <w:t xml:space="preserve">알렉세이: 우연일까?</w:t>
+        <w:t xml:space="preserve">알렉세이: 「당신의 제자」? 편지 끝에 정말 그렇게 서명하셨어?</w:t>
+      </w:r>
+    </w:p>
+    <w:p>
+      <w:pPr>
+        <w:pStyle w:val="BodyText"/>
+      </w:pPr>
+      <w:r>
+        <w:t xml:space="preserve">도윤: 정말이야, 러시아어로 직접 쓰셨어. 초안이 세 장이었는데, 휴지통에서 봤어.</w:t>
+      </w:r>
+    </w:p>
+    <w:p>
+      <w:pPr>
+        <w:pStyle w:val="BodyText"/>
+      </w:pPr>
+      <w:r>
+        <w:t xml:space="preserve">코르닐로바: 제자… 우리 모두 그분의 제자예요. 한 번도 못 뵌 사람까지도요.</w:t>
+      </w:r>
+    </w:p>
+    <w:p>
+      <w:pPr>
+        <w:pStyle w:val="BodyText"/>
+      </w:pPr>
+      <w:r>
+        <w:t xml:space="preserve">올가: 고마워, 도윤. 대표님께 편지를 판지 아래에서 소리 내서 읽었다고 전해 줘.</w:t>
+      </w:r>
+    </w:p>
+    <w:p>
+      <w:pPr>
+        <w:pStyle w:val="BodyText"/>
+      </w:pPr>
+      <w:r>
+        <w:t xml:space="preserve">도윤: 전할게, 기뻐하실 거야. 그리고 최 상무가 노보시비르스크에 젤이 제때, 세 번 모두 제시간에 들어갔다고 전해 달래.</w:t>
+      </w:r>
+    </w:p>
+    <w:p>
+      <w:pPr>
+        <w:pStyle w:val="BodyText"/>
+      </w:pPr>
+      <w:r>
+        <w:t xml:space="preserve">이리나: 숫자로 넘어가기 좋은 소식이네요. 제가 시작해도 될까요?</w:t>
+      </w:r>
+    </w:p>
+    <w:p>
+      <w:pPr>
+        <w:pStyle w:val="BodyText"/>
+      </w:pPr>
+      <w:r>
+        <w:t xml:space="preserve">알렉세이: 해야죠, 이라. 시작하세요, 듣고 있어요.</w:t>
+      </w:r>
+    </w:p>
+    <w:p>
+      <w:pPr>
+        <w:pStyle w:val="BodyText"/>
+      </w:pPr>
+      <w:r>
+        <w:t xml:space="preserve">이리나: 7월. 「라도가」는 주사기 7,500개, 「세진」은 잠식 없이 안정적이에요. 노보시비르스크는 한 달에 첫 900개. 볼코프 창고의 이탈은 0이고, 온도 일지는 우리 것보다 낫다는 걸 인정해요. 31일 전부, 한 줄 한 줄, 야간 기록까지 확인했어요.</w:t>
+      </w:r>
+    </w:p>
+    <w:p>
+      <w:pPr>
+        <w:pStyle w:val="BodyText"/>
+      </w:pPr>
+      <w:r>
+        <w:t xml:space="preserve">리타: 확인합니다, 7월에 거기 다녀왔어요. 볼코프 창고는 제가 러시아에서 본 것 중 최고예요. 짜증 날 정도로요.</w:t>
+      </w:r>
+    </w:p>
+    <w:p>
+      <w:pPr>
+        <w:pStyle w:val="BodyText"/>
+      </w:pPr>
+      <w:r>
+        <w:t xml:space="preserve">코르닐로바: 노보시비르스크에서 의사 열두 명이 시험에 합격했고, 그중 열 명은 첫 시도에 붙었어요. 밤엔 의사 둘이 당직이고, 제가 전화로 받쳐요.</w:t>
+      </w:r>
+    </w:p>
+    <w:p>
+      <w:pPr>
+        <w:pStyle w:val="BodyText"/>
+      </w:pPr>
+      <w:r>
+        <w:t xml:space="preserve">알렉세이: 그럼 노보시비르스크는 돌아가고 있네요. 한 달 뒤엔 사마라를 시작할 수 있을까요?</w:t>
+      </w:r>
+    </w:p>
+    <w:p>
+      <w:pPr>
+        <w:pStyle w:val="BodyText"/>
+      </w:pPr>
+      <w:r>
+        <w:t xml:space="preserve">이리나: 속도를 유지하면 가능해요. 최근 12개월 매출은 17억, 세전 이익은 3억 3천만이에요.</w:t>
+      </w:r>
+    </w:p>
+    <w:p>
+      <w:pPr>
+        <w:pStyle w:val="BodyText"/>
+      </w:pPr>
+      <w:r>
+        <w:t xml:space="preserve">올가: 좋은 숫자야. 그런데 숫자가 좋으면 난 불안해지기 시작해.</w:t>
+      </w:r>
+    </w:p>
+    <w:p>
+      <w:pPr>
+        <w:pStyle w:val="BodyText"/>
+      </w:pPr>
+      <w:r>
+        <w:t xml:space="preserve">키릴: 괜한 불안이 아니에요, 올가 페트로브나. 말씀드려도 될까요? 소식이 있는데, 안 좋은 거예요.</w:t>
+      </w:r>
+    </w:p>
+    <w:p>
+      <w:pPr>
+        <w:pStyle w:val="BodyText"/>
+      </w:pPr>
+      <w:r>
+        <w:t xml:space="preserve">알렉세이: 말해, 키릴. 안 좋은 건 나중이 아니라 바로 아는 게 늘 나으니까.</w:t>
+      </w:r>
+    </w:p>
+    <w:p>
+      <w:pPr>
+        <w:pStyle w:val="BodyText"/>
+      </w:pPr>
+      <w:r>
+        <w:t xml:space="preserve">키릴: 이번 주에 클리닉 세 곳이 서로 따로따로 저한테 전화했어요. 「아르바트 캐피털」 애널리스트한테 전화가 왔대요. 예의 바르고, 젊고, 질문이 좋더래요. 「라도가」에 대해 물었대요. 한 달에 얼마나 사는지, 의사들이 만족하는지, 가격이 오르면 「세진」으로 돌아갈지. 한 클리닉이 「’모스트’에서 오셨어요?」라고 묻자 전화를 끊었대요.</w:t>
+      </w:r>
+    </w:p>
+    <w:p>
+      <w:pPr>
+        <w:pStyle w:val="BodyText"/>
+      </w:pPr>
+      <w:r>
+        <w:t xml:space="preserve">이리나: 「아르바트 캐피털」은 인수합병을 하는 투자은행이에요. 대형 유통사들과 일하죠.</w:t>
+      </w:r>
+    </w:p>
+    <w:p>
+      <w:pPr>
+        <w:pStyle w:val="BodyText"/>
+      </w:pPr>
+      <w:r>
+        <w:t xml:space="preserve">디마: 「세베르나야 파르마」랑도 작년에 카잔 약국 체인을 인수할 때 일했어요.</w:t>
+      </w:r>
+    </w:p>
+    <w:p>
+      <w:pPr>
+        <w:pStyle w:val="BodyText"/>
+      </w:pPr>
+      <w:r>
+        <w:t xml:space="preserve">알렉세이: 그냥 우연일 수도 있다고 생각해요?</w:t>
       </w:r>
     </w:p>
     <w:p>
@@ -4306,63 +4268,63 @@
         <w:pStyle w:val="BodyText"/>
       </w:pPr>
       <w:r>
-        <w:t xml:space="preserve">리타: 저도요. 제 검사원 두 명한테 헤드헌팅 회사가 전화했어요. 우리 절차가 몇 개고 누가 쓰는지 묻더래요.</w:t>
-      </w:r>
-    </w:p>
-    <w:p>
-      <w:pPr>
-        <w:pStyle w:val="BodyText"/>
-      </w:pPr>
-      <w:r>
-        <w:t xml:space="preserve">올가: 실사 전의 실사야. 누가 밖에서 우리를 살펴보고 있어. 조용히. 문을 두드리기 전에.</w:t>
-      </w:r>
-    </w:p>
-    <w:p>
-      <w:pPr>
-        <w:pStyle w:val="BodyText"/>
-      </w:pPr>
-      <w:r>
-        <w:t xml:space="preserve">알렉세이: 볼코프. 그랬잖아: 「기다리겠다」.</w:t>
-      </w:r>
-    </w:p>
-    <w:p>
-      <w:pPr>
-        <w:pStyle w:val="BodyText"/>
-      </w:pPr>
-      <w:r>
-        <w:t xml:space="preserve">올가: 기다렸지. 40일. 그다음엔 남의 목소리로 전화하기 시작했고.</w:t>
-      </w:r>
-    </w:p>
-    <w:p>
-      <w:pPr>
-        <w:pStyle w:val="BodyText"/>
-      </w:pPr>
-      <w:r>
-        <w:t xml:space="preserve">이리나: 그럼 솔직하게 하죠. 그 사람이 제안을 들고 오면 — 우리 가치는 얼마예요?</w:t>
-      </w:r>
-    </w:p>
-    <w:p>
-      <w:pPr>
-        <w:pStyle w:val="BodyText"/>
-      </w:pPr>
-      <w:r>
-        <w:t xml:space="preserve">올가: 이라, 아무도 안 파는 회사 값을 계산하고 싶어?</w:t>
-      </w:r>
-    </w:p>
-    <w:p>
-      <w:pPr>
-        <w:pStyle w:val="BodyText"/>
-      </w:pPr>
-      <w:r>
-        <w:t xml:space="preserve">이리나: 하고 싶어. 바로 그래서. 자기 값을 모르는 사람은 — 남이 매긴 값에 동의해. 아니면 뭘 거절하는지도 모르고 거절하거나. 시장은 유통사에 이익의 8~10배를 줘. 우리는 — 25억에서 30억 남짓. 그게 정직한 가격이야.</w:t>
-      </w:r>
-    </w:p>
-    <w:p>
-      <w:pPr>
-        <w:pStyle w:val="BodyText"/>
-      </w:pPr>
-      <w:r>
-        <w:t xml:space="preserve">알렉세이: 그보다 더 제안하면요?</w:t>
+        <w:t xml:space="preserve">리타: 저한테도 있어요. 헤드헌팅 회사가 제 검사원 두 명한테 전화해서 우리 절차가 몇 개고 누가 쓰는지 물었대요.</w:t>
+      </w:r>
+    </w:p>
+    <w:p>
+      <w:pPr>
+        <w:pStyle w:val="BodyText"/>
+      </w:pPr>
+      <w:r>
+        <w:t xml:space="preserve">올가: 실사 전의 실사야. 누가 문을 두드리기 전에 밖에서 조용히 우리를 살펴보고 있어.</w:t>
+      </w:r>
+    </w:p>
+    <w:p>
+      <w:pPr>
+        <w:pStyle w:val="BodyText"/>
+      </w:pPr>
+      <w:r>
+        <w:t xml:space="preserve">알렉세이: 볼코프. 그때 나한테 「기다리겠다」고 했잖아.</w:t>
+      </w:r>
+    </w:p>
+    <w:p>
+      <w:pPr>
+        <w:pStyle w:val="BodyText"/>
+      </w:pPr>
+      <w:r>
+        <w:t xml:space="preserve">올가: 기다렸지, 40일. 그다음엔 남의 목소리로 전화하기 시작한 거고.</w:t>
+      </w:r>
+    </w:p>
+    <w:p>
+      <w:pPr>
+        <w:pStyle w:val="BodyText"/>
+      </w:pPr>
+      <w:r>
+        <w:t xml:space="preserve">이리나: 그럼 솔직하게 하죠. 그 사람이 제안을 들고 오면, 우리 가치는 얼마예요?</w:t>
+      </w:r>
+    </w:p>
+    <w:p>
+      <w:pPr>
+        <w:pStyle w:val="BodyText"/>
+      </w:pPr>
+      <w:r>
+        <w:t xml:space="preserve">올가: 이라, 아무도 안 파는 회사 값을 계산하고 싶다는 거야?</w:t>
+      </w:r>
+    </w:p>
+    <w:p>
+      <w:pPr>
+        <w:pStyle w:val="BodyText"/>
+      </w:pPr>
+      <w:r>
+        <w:t xml:space="preserve">이리나: 하고 싶어, 바로 그래서. 자기 값을 모르는 사람은 남이 매긴 값에 동의하거나, 뭘 거절하는지도 모르고 거절해. 시장은 유통사에 연간 이익의 8~10배를 줘. 그러니까 우리는 25억에서 30억 남짓이야. 그게 정직한 가격이야.</w:t>
+      </w:r>
+    </w:p>
+    <w:p>
+      <w:pPr>
+        <w:pStyle w:val="BodyText"/>
+      </w:pPr>
+      <w:r>
+        <w:t xml:space="preserve">알렉세이: 그런데 그 사람이 정직한 가격보다 더 제안하면요?</w:t>
       </w:r>
     </w:p>
     <w:p>
@@ -4378,39 +4340,39 @@
         <w:pStyle w:val="BodyText"/>
       </w:pPr>
       <w:r>
-        <w:t xml:space="preserve">올가: 적어 둔다. 8년 동안 네가 한 말 중 최고야.</w:t>
-      </w:r>
-    </w:p>
-    <w:p>
-      <w:pPr>
-        <w:pStyle w:val="BodyText"/>
-      </w:pPr>
-      <w:r>
-        <w:t xml:space="preserve">이리나: 해마다 그 말 하잖아.</w:t>
-      </w:r>
-    </w:p>
-    <w:p>
-      <w:pPr>
-        <w:pStyle w:val="BodyText"/>
-      </w:pPr>
-      <w:r>
-        <w:t xml:space="preserve">올가: 그리고 해마다 사실이지. 네가 크고 있어.</w:t>
-      </w:r>
-    </w:p>
-    <w:p>
-      <w:pPr>
-        <w:pStyle w:val="BodyText"/>
-      </w:pPr>
-      <w:r>
-        <w:t xml:space="preserve">알렉세이: 좋아요. 우리는 아무것도 안 팔아요. 하지만 숫자는 준비해 둡니다. 이리나 — 계산. 올가 — 정관과 보리스 이고레비치와의 계약.</w:t>
-      </w:r>
-    </w:p>
-    <w:p>
-      <w:pPr>
-        <w:pStyle w:val="BodyText"/>
-      </w:pPr>
-      <w:r>
-        <w:t xml:space="preserve">올가: 보리스와의 계약은 외우고 있어. 엑시트 권리 — 5년 뒤. 볼코프는 우리보다 계산이 빨라.</w:t>
+        <w:t xml:space="preserve">올가: 적어 둔다. 8년 동안 네가 한 말 중 최고야, 이라.</w:t>
+      </w:r>
+    </w:p>
+    <w:p>
+      <w:pPr>
+        <w:pStyle w:val="BodyText"/>
+      </w:pPr>
+      <w:r>
+        <w:t xml:space="preserve">이리나: 해마다 그 말 하잖아, 올랴. 이젠 익숙해.</w:t>
+      </w:r>
+    </w:p>
+    <w:p>
+      <w:pPr>
+        <w:pStyle w:val="BodyText"/>
+      </w:pPr>
+      <w:r>
+        <w:t xml:space="preserve">올가: 그리고 해마다 사실이지. 네가 크고 있으니까.</w:t>
+      </w:r>
+    </w:p>
+    <w:p>
+      <w:pPr>
+        <w:pStyle w:val="BodyText"/>
+      </w:pPr>
+      <w:r>
+        <w:t xml:space="preserve">알렉세이: 좋아요. 우리는 아무것도 안 팔지만, 숫자는 준비해 둡니다. 이리나는 계산, 올가는 정관과 보리스 이고레비치와의 계약을 봐 줘요.</w:t>
+      </w:r>
+    </w:p>
+    <w:p>
+      <w:pPr>
+        <w:pStyle w:val="BodyText"/>
+      </w:pPr>
+      <w:r>
+        <w:t xml:space="preserve">올가: 보리스와의 계약은 외우고 있어. 엑시트 권리는 5년 뒤야. 그리고 볼코프는 우리보다 계산이 빨라.</w:t>
       </w:r>
     </w:p>
     <w:bookmarkEnd w:id="34"/>
@@ -4428,239 +4390,239 @@
         <w:pStyle w:val="FirstParagraph"/>
       </w:pPr>
       <w:r>
-        <w:t xml:space="preserve">조야: 알렉세이 니콜라예비치, 볼코프 씨가 오셨어요. 약속 없이요. 10분이면 된대요. 서류철을 들고요.</w:t>
-      </w:r>
-    </w:p>
-    <w:p>
-      <w:pPr>
-        <w:pStyle w:val="BodyText"/>
-      </w:pPr>
-      <w:r>
-        <w:t xml:space="preserve">알렉세이: 들어오시라고 해요. 이리나, 올가 — 남아 줘요.</w:t>
-      </w:r>
-    </w:p>
-    <w:p>
-      <w:pPr>
-        <w:pStyle w:val="BodyText"/>
-      </w:pPr>
-      <w:r>
-        <w:t xml:space="preserve">볼코프: 보론초프. 벨로바. 미로노바. 안녕하세요. 오래 안 있을게요. 먼저 — 중요한 것. 애도를 표합니다. 할머님 일 알고 있어요.</w:t>
-      </w:r>
-    </w:p>
-    <w:p>
-      <w:pPr>
-        <w:pStyle w:val="BodyText"/>
-      </w:pPr>
-      <w:r>
-        <w:t xml:space="preserve">알렉세이: 감사합니다, 세르게이 파블로비치. 어떻게 아셨어요?</w:t>
-      </w:r>
-    </w:p>
-    <w:p>
-      <w:pPr>
-        <w:pStyle w:val="BodyText"/>
-      </w:pPr>
-      <w:r>
-        <w:t xml:space="preserve">볼코프: 모스크바는 좁아요. 란스코이가 말해 줬어요. 40일을 기다렸어요. 그리고 한 달 더. 전술이 아니에요. 예의죠.</w:t>
-      </w:r>
-    </w:p>
-    <w:p>
-      <w:pPr>
-        <w:pStyle w:val="BodyText"/>
-      </w:pPr>
-      <w:r>
-        <w:t xml:space="preserve">올가: 8월의 「아르바트 캐피털」 애널리스트들도 — 예의인가요?</w:t>
-      </w:r>
-    </w:p>
-    <w:p>
-      <w:pPr>
-        <w:pStyle w:val="BodyText"/>
-      </w:pPr>
-      <w:r>
-        <w:t xml:space="preserve">볼코프: 그건 — 일이에요. 예의는 — 오지 않는 것. 일은 — 준비하는 것. 나는 오지 않았어요. 준비했죠.</w:t>
-      </w:r>
-    </w:p>
-    <w:p>
-      <w:pPr>
-        <w:pStyle w:val="BodyText"/>
-      </w:pPr>
-      <w:r>
-        <w:t xml:space="preserve">이리나: 무엇을 준비하셨는데요, 세르게이 파블로비치?</w:t>
-      </w:r>
-    </w:p>
-    <w:p>
-      <w:pPr>
-        <w:pStyle w:val="BodyText"/>
-      </w:pPr>
-      <w:r>
-        <w:t xml:space="preserve">볼코프: 이걸. 서류철. 안에 — 서한. 공식적인. 구속력은 없어요. 아직은.</w:t>
-      </w:r>
-    </w:p>
-    <w:p>
-      <w:pPr>
-        <w:pStyle w:val="BodyText"/>
-      </w:pPr>
-      <w:r>
-        <w:t xml:space="preserve">올가: 「구속력 없음. 아직은」. 「아직은」이 — 법에서 제일 위험한 말이에요.</w:t>
-      </w:r>
-    </w:p>
-    <w:p>
-      <w:pPr>
-        <w:pStyle w:val="BodyText"/>
-      </w:pPr>
-      <w:r>
-        <w:t xml:space="preserve">알렉세이: 이게 뭐죠?</w:t>
-      </w:r>
-    </w:p>
-    <w:p>
-      <w:pPr>
-        <w:pStyle w:val="BodyText"/>
-      </w:pPr>
-      <w:r>
-        <w:t xml:space="preserve">볼코프: 인수 제안서요. 「세베르나야 파르마」가 「모스트」 지분 100퍼센트 인수를 제안합니다. 지분 전부. 네 명의 주주 전원.</w:t>
-      </w:r>
-    </w:p>
-    <w:p>
-      <w:pPr>
-        <w:pStyle w:val="BodyText"/>
-      </w:pPr>
-      <w:r>
-        <w:t xml:space="preserve">올가: 100퍼센트. 일부가 아니라. 전부.</w:t>
-      </w:r>
-    </w:p>
-    <w:p>
-      <w:pPr>
-        <w:pStyle w:val="BodyText"/>
-      </w:pPr>
-      <w:r>
-        <w:t xml:space="preserve">볼코프: 전부. 난 소수 지분을 안 좋아해요. 말은 많고 결정은 적거든요.</w:t>
-      </w:r>
-    </w:p>
-    <w:p>
-      <w:pPr>
-        <w:pStyle w:val="BodyText"/>
-      </w:pPr>
-      <w:r>
-        <w:t xml:space="preserve">이리나: 가격은요?</w:t>
-      </w:r>
-    </w:p>
-    <w:p>
-      <w:pPr>
-        <w:pStyle w:val="BodyText"/>
-      </w:pPr>
-      <w:r>
-        <w:t xml:space="preserve">볼코프: 40억 루블. 현금으로. 주식이 아니라. 서명 후 90일 안에.</w:t>
-      </w:r>
-    </w:p>
-    <w:p>
-      <w:pPr>
-        <w:pStyle w:val="BodyText"/>
-      </w:pPr>
-      <w:r>
-        <w:t xml:space="preserve">이리나: 40억. 어떤 정직한 평가보다도 많아요, 세르게이 파블로비치. 훨씬 많아요.</w:t>
-      </w:r>
-    </w:p>
-    <w:p>
-      <w:pPr>
-        <w:pStyle w:val="BodyText"/>
-      </w:pPr>
-      <w:r>
-        <w:t xml:space="preserve">볼코프: 알아요. 정직한 평가는 — 25억에서 30억 남짓. 벨로바도 똑같이 계산했을 거예요, 확신해요. 그 차이는 — 재무제표에 없는 것의 값이에요. 판지. 상담선. 코르닐로바. 리시치나. 도윤. 새벽 3시에 남의 환자에게 달려가는 사람들. 난 그걸 만들 줄 몰라요. 살 줄은 알죠.</w:t>
-      </w:r>
-    </w:p>
-    <w:p>
-      <w:pPr>
-        <w:pStyle w:val="BodyText"/>
-      </w:pPr>
-      <w:r>
-        <w:t xml:space="preserve">알렉세이: 조건은요?</w:t>
-      </w:r>
-    </w:p>
-    <w:p>
-      <w:pPr>
-        <w:pStyle w:val="BodyText"/>
-      </w:pPr>
-      <w:r>
-        <w:t xml:space="preserve">볼코프: 조건은 — 부속서에. 6쪽. 읽어 보시고 — 얘기합시다. 오늘은 조건 얘기 안 해요.</w:t>
-      </w:r>
-    </w:p>
-    <w:p>
-      <w:pPr>
-        <w:pStyle w:val="BodyText"/>
-      </w:pPr>
-      <w:r>
-        <w:t xml:space="preserve">올가: 10억 더 주는 대가로 조건 6쪽. 비싼 쪽들이네요.</w:t>
-      </w:r>
-    </w:p>
-    <w:p>
-      <w:pPr>
-        <w:pStyle w:val="BodyText"/>
-      </w:pPr>
-      <w:r>
-        <w:t xml:space="preserve">볼코프: 모든 쪽은 비싸요, 미로노바. 당신이 가르쳐 줬잖아요. 한 쪽 한 쪽이 — 누군가의 미래의 문이라고.</w:t>
-      </w:r>
-    </w:p>
-    <w:p>
-      <w:pPr>
-        <w:pStyle w:val="BodyText"/>
-      </w:pPr>
-      <w:r>
-        <w:t xml:space="preserve">알렉세이: 왜 지금이죠? 우린 크고 있어요. 노보시비르스크도 돌아가요. 직접 보고 계시잖아요 — 당신 창고에서.</w:t>
-      </w:r>
-    </w:p>
-    <w:p>
-      <w:pPr>
-        <w:pStyle w:val="BodyText"/>
-      </w:pPr>
-      <w:r>
-        <w:t xml:space="preserve">볼코프: 그래서 지금이에요. 2년 뒤면 당신들은 60억이 될 거고. 그럼 절대 안 팔겠죠. 그런데 오늘 당신들한테는 아픔이 있고, 피로가 있고, 엑시트 권리를 가진 란스코이가 있어요. 난 잔인하지 않아요, 보론초프. 정확할 뿐이죠. 그 둘은 달라요.</w:t>
-      </w:r>
-    </w:p>
-    <w:p>
-      <w:pPr>
-        <w:pStyle w:val="BodyText"/>
-      </w:pPr>
-      <w:r>
-        <w:t xml:space="preserve">알렉세이: 우리 어디가 아픈지 정확히 아시네요.</w:t>
-      </w:r>
-    </w:p>
-    <w:p>
-      <w:pPr>
-        <w:pStyle w:val="BodyText"/>
-      </w:pPr>
-      <w:r>
-        <w:t xml:space="preserve">볼코프: 20년째 회사를 사고 있어요. 먼저 친구가 되고. 그다음에 사죠. 란스코이가 말했을 거예요. 그 사람 말이 맞아요.</w:t>
-      </w:r>
-    </w:p>
-    <w:p>
-      <w:pPr>
-        <w:pStyle w:val="BodyText"/>
-      </w:pPr>
-      <w:r>
-        <w:t xml:space="preserve">이리나: 기한은요?</w:t>
-      </w:r>
-    </w:p>
-    <w:p>
-      <w:pPr>
-        <w:pStyle w:val="BodyText"/>
-      </w:pPr>
-      <w:r>
-        <w:t xml:space="preserve">볼코프: 30일. 그 뒤엔 제안이 소멸해요. 두 번째는 없어요. 난 나 자신과 흥정하지 않아요.</w:t>
-      </w:r>
-    </w:p>
-    <w:p>
-      <w:pPr>
-        <w:pStyle w:val="BodyText"/>
-      </w:pPr>
-      <w:r>
-        <w:t xml:space="preserve">알렉세이: 30일. 읽어 보겠습니다. 6쪽 전부.</w:t>
-      </w:r>
-    </w:p>
-    <w:p>
-      <w:pPr>
-        <w:pStyle w:val="BodyText"/>
-      </w:pPr>
-      <w:r>
-        <w:t xml:space="preserve">볼코프: 읽어 보세요. 그리고 생각해 보세요, 누가 나아질지. 안녕히 계세요.</w:t>
+        <w:t xml:space="preserve">조야: 알렉세이 니콜라예비치, 볼코프 씨가 약속 없이 오셨어요. 10분이면 된다고 하시고, 서류철을 들고 계세요.</w:t>
+      </w:r>
+    </w:p>
+    <w:p>
+      <w:pPr>
+        <w:pStyle w:val="BodyText"/>
+      </w:pPr>
+      <w:r>
+        <w:t xml:space="preserve">알렉세이: 들어오시라고 해요. 이리나, 올가, 남아 줘요. 두 사람이 필요해요.</w:t>
+      </w:r>
+    </w:p>
+    <w:p>
+      <w:pPr>
+        <w:pStyle w:val="BodyText"/>
+      </w:pPr>
+      <w:r>
+        <w:t xml:space="preserve">볼코프: 보론초프, 벨로바, 미로노바, 안녕하세요. 오래 안 있을게요. 먼저 중요한 것부터요. 애도를 표합니다, 할머님 일 알고 있어요.</w:t>
+      </w:r>
+    </w:p>
+    <w:p>
+      <w:pPr>
+        <w:pStyle w:val="BodyText"/>
+      </w:pPr>
+      <w:r>
+        <w:t xml:space="preserve">알렉세이: 감사합니다, 세르게이 파블로비치. 그런데 어떻게 아셨어요?</w:t>
+      </w:r>
+    </w:p>
+    <w:p>
+      <w:pPr>
+        <w:pStyle w:val="BodyText"/>
+      </w:pPr>
+      <w:r>
+        <w:t xml:space="preserve">볼코프: 모스크바는 좁아요, 란스코이가 말해 줬어요. 40일을 기다렸고, 한 달을 더 기다렸어요. 전술이 아니라 예의예요.</w:t>
+      </w:r>
+    </w:p>
+    <w:p>
+      <w:pPr>
+        <w:pStyle w:val="BodyText"/>
+      </w:pPr>
+      <w:r>
+        <w:t xml:space="preserve">올가: 8월의 「아르바트 캐피털」 애널리스트들도 예의인가요, 세르게이 파블로비치?</w:t>
+      </w:r>
+    </w:p>
+    <w:p>
+      <w:pPr>
+        <w:pStyle w:val="BodyText"/>
+      </w:pPr>
+      <w:r>
+        <w:t xml:space="preserve">볼코프: 그건 일이에요. 예의는 — 오지 않는 것. 일은 — 준비하는 것. 나는 오지 않았지만 준비했죠.</w:t>
+      </w:r>
+    </w:p>
+    <w:p>
+      <w:pPr>
+        <w:pStyle w:val="BodyText"/>
+      </w:pPr>
+      <w:r>
+        <w:t xml:space="preserve">이리나: 무엇을 준비하셨는데요, 세르게이 파블로비치? 직접 말씀해 주세요.</w:t>
+      </w:r>
+    </w:p>
+    <w:p>
+      <w:pPr>
+        <w:pStyle w:val="BodyText"/>
+      </w:pPr>
+      <w:r>
+        <w:t xml:space="preserve">볼코프: 바로 이걸요. 서류철 안에 공식 서한이 있어요. 하지만 구속력은 없어요. 구속력 없음. 아직은.</w:t>
+      </w:r>
+    </w:p>
+    <w:p>
+      <w:pPr>
+        <w:pStyle w:val="BodyText"/>
+      </w:pPr>
+      <w:r>
+        <w:t xml:space="preserve">올가: 「구속력 없음. 아직은」. 「아직은」이 법에서 제일 위험한 말이에요, 변호사를 믿으세요.</w:t>
+      </w:r>
+    </w:p>
+    <w:p>
+      <w:pPr>
+        <w:pStyle w:val="BodyText"/>
+      </w:pPr>
+      <w:r>
+        <w:t xml:space="preserve">알렉세이: 그럼 가져오신 그 서한은 뭐죠?</w:t>
+      </w:r>
+    </w:p>
+    <w:p>
+      <w:pPr>
+        <w:pStyle w:val="BodyText"/>
+      </w:pPr>
+      <w:r>
+        <w:t xml:space="preserve">볼코프: 인수 제안서요. 「세베르나야 파르마」가 「모스트」 지분 100퍼센트, 네 명의 주주 전원의 지분 전부 인수를 제안합니다.</w:t>
+      </w:r>
+    </w:p>
+    <w:p>
+      <w:pPr>
+        <w:pStyle w:val="BodyText"/>
+      </w:pPr>
+      <w:r>
+        <w:t xml:space="preserve">올가: 100퍼센트요? 우리 중 한 명의 지분이 아니라 회사 전체를요?</w:t>
+      </w:r>
+    </w:p>
+    <w:p>
+      <w:pPr>
+        <w:pStyle w:val="BodyText"/>
+      </w:pPr>
+      <w:r>
+        <w:t xml:space="preserve">볼코프: 전부요. 난 소수 지분을 안 좋아해요. 말은 많고 결정은 적거든요.</w:t>
+      </w:r>
+    </w:p>
+    <w:p>
+      <w:pPr>
+        <w:pStyle w:val="BodyText"/>
+      </w:pPr>
+      <w:r>
+        <w:t xml:space="preserve">이리나: 그럼 전체에 대해 얼마를 제안하시는데요?</w:t>
+      </w:r>
+    </w:p>
+    <w:p>
+      <w:pPr>
+        <w:pStyle w:val="BodyText"/>
+      </w:pPr>
+      <w:r>
+        <w:t xml:space="preserve">볼코프: 주식이 아니라 현금으로 40억 루블, 서명 후 90일 안에요.</w:t>
+      </w:r>
+    </w:p>
+    <w:p>
+      <w:pPr>
+        <w:pStyle w:val="BodyText"/>
+      </w:pPr>
+      <w:r>
+        <w:t xml:space="preserve">이리나: 40억이요? 어떤 정직한 평가보다도 많아요, 세르게이 파블로비치. 훨씬 많아요.</w:t>
+      </w:r>
+    </w:p>
+    <w:p>
+      <w:pPr>
+        <w:pStyle w:val="BodyText"/>
+      </w:pPr>
+      <w:r>
+        <w:t xml:space="preserve">볼코프: 알아요. 정직한 평가는 25억에서 30억 남짓이고, 벨로바도 똑같이 계산했을 거예요, 확신해요. 그 차이는 재무제표에 없는 것의 값이에요. 판지, 상담선, 코르닐로바, 리시치나, 도윤, 새벽 3시에 남의 환자에게 달려가는 사람들. 난 그걸 만들 줄 몰라요. 살 줄은 알죠.</w:t>
+      </w:r>
+    </w:p>
+    <w:p>
+      <w:pPr>
+        <w:pStyle w:val="BodyText"/>
+      </w:pPr>
+      <w:r>
+        <w:t xml:space="preserve">알렉세이: 조건은요? 조건 없는 제안은 없잖아요.</w:t>
+      </w:r>
+    </w:p>
+    <w:p>
+      <w:pPr>
+        <w:pStyle w:val="BodyText"/>
+      </w:pPr>
+      <w:r>
+        <w:t xml:space="preserve">볼코프: 조건은 부속서 6쪽에 있어요. 읽어 보시면 그때 얘기합시다. 오늘은 조건 얘기 안 해요.</w:t>
+      </w:r>
+    </w:p>
+    <w:p>
+      <w:pPr>
+        <w:pStyle w:val="BodyText"/>
+      </w:pPr>
+      <w:r>
+        <w:t xml:space="preserve">올가: 10억 더 주는 대가로 조건 6쪽이라. 아주 비싼 쪽들이네요.</w:t>
+      </w:r>
+    </w:p>
+    <w:p>
+      <w:pPr>
+        <w:pStyle w:val="BodyText"/>
+      </w:pPr>
+      <w:r>
+        <w:t xml:space="preserve">볼코프: 모든 쪽은 비싸요, 미로노바. 당신이 가르쳐 줬잖아요. 한 쪽 한 쪽이 누군가의 미래의 문이라고.</w:t>
+      </w:r>
+    </w:p>
+    <w:p>
+      <w:pPr>
+        <w:pStyle w:val="BodyText"/>
+      </w:pPr>
+      <w:r>
+        <w:t xml:space="preserve">알렉세이: 그런데 왜 하필 지금이죠? 우린 크고 있고, 노보시비르스크도 돌아가요. 당신 창고에서 직접 보고 계시잖아요.</w:t>
+      </w:r>
+    </w:p>
+    <w:p>
+      <w:pPr>
+        <w:pStyle w:val="BodyText"/>
+      </w:pPr>
+      <w:r>
+        <w:t xml:space="preserve">볼코프: 그래서 지금이에요. 2년 뒤면 당신들은 60억이 될 거고, 그럼 절대 안 팔겠죠. 그런데 오늘 당신들한테는 아픔이 있고, 피로가 있고, 엑시트 권리를 가진 란스코이가 있어요. 난 잔인하지 않아요, 보론초프. 정확할 뿐이죠. 그 둘은 달라요.</w:t>
+      </w:r>
+    </w:p>
+    <w:p>
+      <w:pPr>
+        <w:pStyle w:val="BodyText"/>
+      </w:pPr>
+      <w:r>
+        <w:t xml:space="preserve">알렉세이: 지금 우리 어디가 아픈지 정확히 아시네요, 세르게이 파블로비치. 듣기 좋은 말은 아니에요.</w:t>
+      </w:r>
+    </w:p>
+    <w:p>
+      <w:pPr>
+        <w:pStyle w:val="BodyText"/>
+      </w:pPr>
+      <w:r>
+        <w:t xml:space="preserve">볼코프: 20년째 회사를 사고 있어요. 먼저 친구가 되고, 그다음에 사죠. 란스코이가 말했을 거예요. 그 사람 말이 맞아요.</w:t>
+      </w:r>
+    </w:p>
+    <w:p>
+      <w:pPr>
+        <w:pStyle w:val="BodyText"/>
+      </w:pPr>
+      <w:r>
+        <w:t xml:space="preserve">이리나: 전부 읽고, 계산하고, 답하는 데 우리한테 시간이 얼마나 있어요?</w:t>
+      </w:r>
+    </w:p>
+    <w:p>
+      <w:pPr>
+        <w:pStyle w:val="BodyText"/>
+      </w:pPr>
+      <w:r>
+        <w:t xml:space="preserve">볼코프: 30일이요. 그 뒤엔 제안이 소멸하고, 두 번째는 없어요. 난 나 자신과 흥정하지 않거든요.</w:t>
+      </w:r>
+    </w:p>
+    <w:p>
+      <w:pPr>
+        <w:pStyle w:val="BodyText"/>
+      </w:pPr>
+      <w:r>
+        <w:t xml:space="preserve">알렉세이: 30일. 6쪽 전부 꼼꼼히 읽고 나서 답을 드리겠습니다.</w:t>
+      </w:r>
+    </w:p>
+    <w:p>
+      <w:pPr>
+        <w:pStyle w:val="BodyText"/>
+      </w:pPr>
+      <w:r>
+        <w:t xml:space="preserve">볼코프: 읽어 보시고, 누가 나아질지 생각해 보세요. 안녕히 계세요.</w:t>
       </w:r>
     </w:p>
     <w:bookmarkEnd w:id="35"/>
@@ -4686,191 +4648,191 @@
         <w:pStyle w:val="BodyText"/>
       </w:pPr>
       <w:r>
-        <w:t xml:space="preserve">알렉세이: 챘어. 할머니라면 반대로 물으셨겠지. 그 사람은 할머니의 질문을 몰라. 자기 질문만 알지.</w:t>
-      </w:r>
-    </w:p>
-    <w:p>
-      <w:pPr>
-        <w:pStyle w:val="BodyText"/>
-      </w:pPr>
-      <w:r>
-        <w:t xml:space="preserve">이리나: 테이블 위에 놓인 걸 계산해 봐요. 감정 없이. 한 시간만이라도. 40억. 알렉세이 40퍼센트 — 16억. 제 20 — 8억. 올가의 20 — 8억. 보리스 이고레비치 — 8억. 감사 일을 할 땐 남의 수십억을 셌어요. 제 걸 세는 건 — 처음이에요. 제 사전 밖의 숫자예요.</w:t>
-      </w:r>
-    </w:p>
-    <w:p>
-      <w:pPr>
-        <w:pStyle w:val="BodyText"/>
-      </w:pPr>
-      <w:r>
-        <w:t xml:space="preserve">올가: 내 사전에도 없어. 난 서류철 하나 들고 너희한테 왔지. 그 서류철 아직 갖고 있어.</w:t>
-      </w:r>
-    </w:p>
-    <w:p>
-      <w:pPr>
-        <w:pStyle w:val="BodyText"/>
-      </w:pPr>
-      <w:r>
-        <w:t xml:space="preserve">알렉세이: 난 「헬베메드」에서 판지 하나 들고 나왔어. 통장엔 9만이었고.</w:t>
-      </w:r>
-    </w:p>
-    <w:p>
-      <w:pPr>
-        <w:pStyle w:val="BodyText"/>
-      </w:pPr>
-      <w:r>
-        <w:t xml:space="preserve">이리나: 9만에 50퍼센트 — 그게 첫날이었어요. 정관의 그 숫자 기억해요. 그런데 지금은 — 40퍼센트에 16억. 이게 성장이에요, 알렉세이. 운도 아니고 볼코프도 아니에요. 당신이 만든 거예요. 8년, 밤마다.</w:t>
-      </w:r>
-    </w:p>
-    <w:p>
-      <w:pPr>
-        <w:pStyle w:val="BodyText"/>
-      </w:pPr>
-      <w:r>
-        <w:t xml:space="preserve">알렉세이: 우리가. 내가 아니라. 우리가 만든 거예요. 그리고 백 명이.</w:t>
-      </w:r>
-    </w:p>
-    <w:p>
-      <w:pPr>
-        <w:pStyle w:val="BodyText"/>
-      </w:pPr>
-      <w:r>
-        <w:t xml:space="preserve">올가: 백 명. 그 사람들은 평가에 안 들어가, 이라, 너도 알잖아. 그 사람이 그랬지: 「살 줄은 안다」. 거짓말이야. 사람은 안 사. 사람들이 일하는 회사를 사는 거지. 일하는 동안만. 그러다 알게 되지, 산 건 벽과 계약서와 코드였다는 걸. 사람들은 집에 갔고.</w:t>
-      </w:r>
-    </w:p>
-    <w:p>
-      <w:pPr>
-        <w:pStyle w:val="BodyText"/>
-      </w:pPr>
-      <w:r>
-        <w:t xml:space="preserve">알렉세이: 조야. 디마. 리타. 키릴. 한 명 한 명 이름을 알아.</w:t>
-      </w:r>
-    </w:p>
-    <w:p>
-      <w:pPr>
-        <w:pStyle w:val="BodyText"/>
-      </w:pPr>
-      <w:r>
-        <w:t xml:space="preserve">올가: 볼코프는 — 직함으로 알지. 부속서에도 아마 직함으로 있을 거야.</w:t>
-      </w:r>
-    </w:p>
-    <w:p>
-      <w:pPr>
-        <w:pStyle w:val="BodyText"/>
-      </w:pPr>
-      <w:r>
-        <w:t xml:space="preserve">이리나: 부속서 열어 볼까요?</w:t>
-      </w:r>
-    </w:p>
-    <w:p>
-      <w:pPr>
-        <w:pStyle w:val="BodyText"/>
-      </w:pPr>
-      <w:r>
-        <w:t xml:space="preserve">알렉세이: 아니요. 오늘은 말고.</w:t>
-      </w:r>
-    </w:p>
-    <w:p>
-      <w:pPr>
-        <w:pStyle w:val="BodyText"/>
-      </w:pPr>
-      <w:r>
-        <w:t xml:space="preserve">이리나: 왜요? 30일은 — 짧아요.</w:t>
-      </w:r>
-    </w:p>
-    <w:p>
-      <w:pPr>
-        <w:pStyle w:val="BodyText"/>
-      </w:pPr>
-      <w:r>
-        <w:t xml:space="preserve">알렉세이: 오늘은 숫자밖에 안 들려서요. 16억. 숫자가 시끄러워요, 다른 걸 다 덮어 버려요. 6쪽은 숫자가 조용해졌을 때 읽어야 해요. 내일 아침에. 맑은 머리로, 자고 나서. 셋이서, 소리 내서, 한 줄씩. 올가가 법을 읽듯이.</w:t>
-      </w:r>
-    </w:p>
-    <w:p>
-      <w:pPr>
-        <w:pStyle w:val="BodyText"/>
-      </w:pPr>
-      <w:r>
-        <w:t xml:space="preserve">올가: 현명하네. 너치고는 — 뜻밖에 현명해.</w:t>
-      </w:r>
-    </w:p>
-    <w:p>
-      <w:pPr>
-        <w:pStyle w:val="BodyText"/>
-      </w:pPr>
-      <w:r>
-        <w:t xml:space="preserve">알렉세이: 내가 아니야. 할머니야. 「넌 계산하겠지. 계산해라. 죄 아니다. 하지만 먼저 하나만 물어라」.</w:t>
-      </w:r>
-    </w:p>
-    <w:p>
-      <w:pPr>
-        <w:pStyle w:val="BodyText"/>
-      </w:pPr>
-      <w:r>
-        <w:t xml:space="preserve">이리나: 누가 나빠지나.</w:t>
-      </w:r>
-    </w:p>
-    <w:p>
-      <w:pPr>
-        <w:pStyle w:val="BodyText"/>
-      </w:pPr>
-      <w:r>
-        <w:t xml:space="preserve">알렉세이: 누가 나빠지나. 아직 답은 몰라요. 하지만 질문은 알아요.</w:t>
-      </w:r>
-    </w:p>
-    <w:p>
-      <w:pPr>
-        <w:pStyle w:val="BodyText"/>
-      </w:pPr>
-      <w:r>
-        <w:t xml:space="preserve">올가: 그럼 질문을 적자. 회의록 첫 줄에. 숫자보다 먼저.</w:t>
-      </w:r>
-    </w:p>
-    <w:p>
-      <w:pPr>
-        <w:pStyle w:val="BodyText"/>
-      </w:pPr>
-      <w:r>
-        <w:t xml:space="preserve">이리나: 무슨 회의록? 우린 아무것도 안 정했어.</w:t>
-      </w:r>
-    </w:p>
-    <w:p>
-      <w:pPr>
-        <w:pStyle w:val="BodyText"/>
-      </w:pPr>
-      <w:r>
-        <w:t xml:space="preserve">올가: 아무것도 안 정했다는 회의록. 그것도 결정이야. 첫날엔 제일 중요한 결정이지.</w:t>
-      </w:r>
-    </w:p>
-    <w:p>
-      <w:pPr>
-        <w:pStyle w:val="BodyText"/>
-      </w:pPr>
-      <w:r>
-        <w:t xml:space="preserve">알렉세이: 서명할까?</w:t>
-      </w:r>
-    </w:p>
-    <w:p>
-      <w:pPr>
-        <w:pStyle w:val="BodyText"/>
-      </w:pPr>
-      <w:r>
-        <w:t xml:space="preserve">이리나: 서명해요. 셋이서. 보리스 이고레비치께는 — 내일 연락해요. 아침에. 전화 말고 — 직접 만나서.</w:t>
-      </w:r>
-    </w:p>
-    <w:p>
-      <w:pPr>
-        <w:pStyle w:val="BodyText"/>
-      </w:pPr>
-      <w:r>
-        <w:t xml:space="preserve">올가: 직접. 그리고 바냐 말고.</w:t>
-      </w:r>
-    </w:p>
-    <w:p>
-      <w:pPr>
-        <w:pStyle w:val="BodyText"/>
-      </w:pPr>
-      <w:r>
-        <w:t xml:space="preserve">알렉세이: 바냐 말고. 거기선 볼코프가 다 알아내니까.</w:t>
+        <w:t xml:space="preserve">알렉세이: 챘어. 할머니라면 반대로 물으셨겠지. 그 사람은 할머니의 질문을 모르고, 자기 질문만 알아.</w:t>
+      </w:r>
+    </w:p>
+    <w:p>
+      <w:pPr>
+        <w:pStyle w:val="BodyText"/>
+      </w:pPr>
+      <w:r>
+        <w:t xml:space="preserve">이리나: 테이블 위에 놓인 걸 감정 없이, 한 시간만이라도 계산해 봐요. 40억이면 알렉세이 40퍼센트는 16억, 제 20은 8억, 올가의 20도 8억, 보리스 이고레비치도 똑같이 8억. 감사 일을 할 땐 남의 수십억을 셌는데, 제 걸 세는 건 처음이에요. 제 사전 밖의 숫자예요.</w:t>
+      </w:r>
+    </w:p>
+    <w:p>
+      <w:pPr>
+        <w:pStyle w:val="BodyText"/>
+      </w:pPr>
+      <w:r>
+        <w:t xml:space="preserve">올가: 내 사전에도 없어. 난 서류철 하나 들고 너희한테 왔고, 그 서류철 아직 갖고 있어.</w:t>
+      </w:r>
+    </w:p>
+    <w:p>
+      <w:pPr>
+        <w:pStyle w:val="BodyText"/>
+      </w:pPr>
+      <w:r>
+        <w:t xml:space="preserve">알렉세이: 난 「헬베메드」에서 판지 하나랑 통장의 9만을 들고 나왔지.</w:t>
+      </w:r>
+    </w:p>
+    <w:p>
+      <w:pPr>
+        <w:pStyle w:val="BodyText"/>
+      </w:pPr>
+      <w:r>
+        <w:t xml:space="preserve">이리나: 9만에 50퍼센트 — 그게 첫날이었어요, 정관의 그 숫자 기억해요. 그런데 지금은 40퍼센트에 16억. 이게 성장이에요, 알렉세이. 운도 아니고 볼코프도 아니라, 8년 동안 밤마다 당신이 만든 거예요.</w:t>
+      </w:r>
+    </w:p>
+    <w:p>
+      <w:pPr>
+        <w:pStyle w:val="BodyText"/>
+      </w:pPr>
+      <w:r>
+        <w:t xml:space="preserve">알렉세이: 내가 아니라 우리가. 우리가 만든 거고, 우리와 함께한 백 명이 만든 거예요.</w:t>
+      </w:r>
+    </w:p>
+    <w:p>
+      <w:pPr>
+        <w:pStyle w:val="BodyText"/>
+      </w:pPr>
+      <w:r>
+        <w:t xml:space="preserve">올가: 백 명은 평가에 안 들어가, 이라, 너도 알잖아. 그 사람이 「살 줄은 안다」고 했지. 거짓말이야. 사람은 안 사. 사람들이 일하는 회사를, 일하는 동안만 사는 거지. 그러다 산 건 벽과 계약서와 코드였고, 사람들은 집에 갔다는 걸 알게 되지.</w:t>
+      </w:r>
+    </w:p>
+    <w:p>
+      <w:pPr>
+        <w:pStyle w:val="BodyText"/>
+      </w:pPr>
+      <w:r>
+        <w:t xml:space="preserve">알렉세이: 조야, 디마, 리타, 키릴… 한 명 한 명 이름을 알아.</w:t>
+      </w:r>
+    </w:p>
+    <w:p>
+      <w:pPr>
+        <w:pStyle w:val="BodyText"/>
+      </w:pPr>
+      <w:r>
+        <w:t xml:space="preserve">올가: 볼코프는 직함으로 알지. 부속서에도 아마 직함으로 있을 거야.</w:t>
+      </w:r>
+    </w:p>
+    <w:p>
+      <w:pPr>
+        <w:pStyle w:val="BodyText"/>
+      </w:pPr>
+      <w:r>
+        <w:t xml:space="preserve">이리나: 그럼 지금 바로 부속서 열어 볼까요?</w:t>
+      </w:r>
+    </w:p>
+    <w:p>
+      <w:pPr>
+        <w:pStyle w:val="BodyText"/>
+      </w:pPr>
+      <w:r>
+        <w:t xml:space="preserve">알렉세이: 아니요, 오늘은 말고요, 이라. 오늘은 그러기엔 너무 지쳤어요.</w:t>
+      </w:r>
+    </w:p>
+    <w:p>
+      <w:pPr>
+        <w:pStyle w:val="BodyText"/>
+      </w:pPr>
+      <w:r>
+        <w:t xml:space="preserve">이리나: 왜요? 30일은 정말 짧아요.</w:t>
+      </w:r>
+    </w:p>
+    <w:p>
+      <w:pPr>
+        <w:pStyle w:val="BodyText"/>
+      </w:pPr>
+      <w:r>
+        <w:t xml:space="preserve">알렉세이: 오늘은 숫자밖에 안 들려서요, 16억. 숫자가 시끄러워서 다른 걸 다 덮어 버려요. 6쪽은 숫자가 조용해졌을 때 읽어야 해요. 내일 아침, 자고 나서 맑은 머리로, 셋이서 소리 내서 한 줄씩. 올가가 법을 읽듯이요.</w:t>
+      </w:r>
+    </w:p>
+    <w:p>
+      <w:pPr>
+        <w:pStyle w:val="BodyText"/>
+      </w:pPr>
+      <w:r>
+        <w:t xml:space="preserve">올가: 현명하네. 너치고는 뜻밖에 현명해, 료샤.</w:t>
+      </w:r>
+    </w:p>
+    <w:p>
+      <w:pPr>
+        <w:pStyle w:val="BodyText"/>
+      </w:pPr>
+      <w:r>
+        <w:t xml:space="preserve">알렉세이: 내가 아니라 할머니야. 「넌 계산하겠지. 계산해라. 죄 아니다. 하지만 먼저 하나만 물어라」.</w:t>
+      </w:r>
+    </w:p>
+    <w:p>
+      <w:pPr>
+        <w:pStyle w:val="BodyText"/>
+      </w:pPr>
+      <w:r>
+        <w:t xml:space="preserve">이리나: 누가 나빠지나. 할머니라면 제일 먼저 하셨을 바로 그 질문이죠.</w:t>
+      </w:r>
+    </w:p>
+    <w:p>
+      <w:pPr>
+        <w:pStyle w:val="BodyText"/>
+      </w:pPr>
+      <w:r>
+        <w:t xml:space="preserve">알렉세이: 누가 나빠지나. 아직 답은 모르지만, 질문은 알아요.</w:t>
+      </w:r>
+    </w:p>
+    <w:p>
+      <w:pPr>
+        <w:pStyle w:val="BodyText"/>
+      </w:pPr>
+      <w:r>
+        <w:t xml:space="preserve">올가: 그럼 질문을 회의록 첫 줄에, 숫자보다 먼저 적자.</w:t>
+      </w:r>
+    </w:p>
+    <w:p>
+      <w:pPr>
+        <w:pStyle w:val="BodyText"/>
+      </w:pPr>
+      <w:r>
+        <w:t xml:space="preserve">이리나: 무슨 회의록? 우린 아직 아무것도 안 정했잖아.</w:t>
+      </w:r>
+    </w:p>
+    <w:p>
+      <w:pPr>
+        <w:pStyle w:val="BodyText"/>
+      </w:pPr>
+      <w:r>
+        <w:t xml:space="preserve">올가: 아무것도 안 정했다는 회의록. 그것도 결정이고, 첫날엔 제일 중요한 결정이야.</w:t>
+      </w:r>
+    </w:p>
+    <w:p>
+      <w:pPr>
+        <w:pStyle w:val="BodyText"/>
+      </w:pPr>
+      <w:r>
+        <w:t xml:space="preserve">알렉세이: 그럼 서명할까? 셋이서, 지금 바로?</w:t>
+      </w:r>
+    </w:p>
+    <w:p>
+      <w:pPr>
+        <w:pStyle w:val="BodyText"/>
+      </w:pPr>
+      <w:r>
+        <w:t xml:space="preserve">이리나: 셋이서 서명해요. 보리스 이고레비치께는 내일 아침에, 전화가 아니라 직접 찾아가요.</w:t>
+      </w:r>
+    </w:p>
+    <w:p>
+      <w:pPr>
+        <w:pStyle w:val="BodyText"/>
+      </w:pPr>
+      <w:r>
+        <w:t xml:space="preserve">올가: 직접, 그리고 제발 바냐 말고. 그분이 바냐를 아주 좋아하시긴 하지만.</w:t>
+      </w:r>
+    </w:p>
+    <w:p>
+      <w:pPr>
+        <w:pStyle w:val="BodyText"/>
+      </w:pPr>
+      <w:r>
+        <w:t xml:space="preserve">알렉세이: 바냐 말고. 거기선 첫 번째 증기랑 두 번째 증기 사이에 볼코프가 다 먼저 알아내니까.</w:t>
       </w:r>
     </w:p>
     <w:bookmarkEnd w:id="36"/>
@@ -4888,71 +4850,71 @@
         <w:pStyle w:val="FirstParagraph"/>
       </w:pPr>
       <w:r>
-        <w:t xml:space="preserve">도윤: 료샤? 여긴 새벽 5시야. 밤 11시에 안 자는 건 — 위반이야. 리타가 일러바칠 거야.</w:t>
-      </w:r>
-    </w:p>
-    <w:p>
-      <w:pPr>
-        <w:pStyle w:val="BodyText"/>
-      </w:pPr>
-      <w:r>
-        <w:t xml:space="preserve">알렉세이: 이르라고 해. 도윤, 볼코프가 왔어. 인수 제안을 들고.</w:t>
-      </w:r>
-    </w:p>
-    <w:p>
-      <w:pPr>
-        <w:pStyle w:val="BodyText"/>
-      </w:pPr>
-      <w:r>
-        <w:t xml:space="preserve">도윤: 인수. 뭘?</w:t>
-      </w:r>
-    </w:p>
-    <w:p>
-      <w:pPr>
-        <w:pStyle w:val="BodyText"/>
-      </w:pPr>
-      <w:r>
-        <w:t xml:space="preserve">알렉세이: 전부. 「모스트」. 100퍼센트. 40억 루블.</w:t>
-      </w:r>
-    </w:p>
-    <w:p>
-      <w:pPr>
-        <w:pStyle w:val="BodyText"/>
-      </w:pPr>
-      <w:r>
-        <w:t xml:space="preserve">도윤: 40억… 잠깐. 앉을게. 그건… 많다.</w:t>
-      </w:r>
-    </w:p>
-    <w:p>
-      <w:pPr>
-        <w:pStyle w:val="BodyText"/>
-      </w:pPr>
-      <w:r>
-        <w:t xml:space="preserve">알렉세이: 많지. 그리고 아직 안 읽은 조건 6쪽.</w:t>
-      </w:r>
-    </w:p>
-    <w:p>
-      <w:pPr>
-        <w:pStyle w:val="BodyText"/>
-      </w:pPr>
-      <w:r>
-        <w:t xml:space="preserve">도윤: 대표님께 말씀드릴까?</w:t>
-      </w:r>
-    </w:p>
-    <w:p>
-      <w:pPr>
-        <w:pStyle w:val="BodyText"/>
-      </w:pPr>
-      <w:r>
-        <w:t xml:space="preserve">알렉세이: 드려. 파트너시잖아. 볼코프가 아니라 우리한테서 들으셔야 해.</w:t>
-      </w:r>
-    </w:p>
-    <w:p>
-      <w:pPr>
-        <w:pStyle w:val="BodyText"/>
-      </w:pPr>
-      <w:r>
-        <w:t xml:space="preserve">도윤: 말씀드릴게. 아침에, 혈압 재신 다음에. 그 전엔 안 돼.</w:t>
+        <w:t xml:space="preserve">도윤: 료샤? 여긴 새벽 5시야. 밤 11시에 안 자는 건 위반이고, 리타가 알게 될 거야.</w:t>
+      </w:r>
+    </w:p>
+    <w:p>
+      <w:pPr>
+        <w:pStyle w:val="BodyText"/>
+      </w:pPr>
+      <w:r>
+        <w:t xml:space="preserve">알렉세이: 알라고 해. 도윤, 볼코프가 왔어. 인수 제안을 들고.</w:t>
+      </w:r>
+    </w:p>
+    <w:p>
+      <w:pPr>
+        <w:pStyle w:val="BodyText"/>
+      </w:pPr>
+      <w:r>
+        <w:t xml:space="preserve">도윤: 인수? 정확히 뭘 사겠다는 거야?</w:t>
+      </w:r>
+    </w:p>
+    <w:p>
+      <w:pPr>
+        <w:pStyle w:val="BodyText"/>
+      </w:pPr>
+      <w:r>
+        <w:t xml:space="preserve">알렉세이: 전부. 「모스트」, 100퍼센트, 40억 루블에.</w:t>
+      </w:r>
+    </w:p>
+    <w:p>
+      <w:pPr>
+        <w:pStyle w:val="BodyText"/>
+      </w:pPr>
+      <w:r>
+        <w:t xml:space="preserve">도윤: 40억… 잠깐, 앉을게. 그건… 그건 정말 많다.</w:t>
+      </w:r>
+    </w:p>
+    <w:p>
+      <w:pPr>
+        <w:pStyle w:val="BodyText"/>
+      </w:pPr>
+      <w:r>
+        <w:t xml:space="preserve">알렉세이: 많지. 그리고 아직 안 읽은 조건 6쪽도 있어.</w:t>
+      </w:r>
+    </w:p>
+    <w:p>
+      <w:pPr>
+        <w:pStyle w:val="BodyText"/>
+      </w:pPr>
+      <w:r>
+        <w:t xml:space="preserve">도윤: 대표님께 말씀드릴까? 아니면 좀 기다릴까?</w:t>
+      </w:r>
+    </w:p>
+    <w:p>
+      <w:pPr>
+        <w:pStyle w:val="BodyText"/>
+      </w:pPr>
+      <w:r>
+        <w:t xml:space="preserve">알렉세이: 말씀드려. 파트너시니까, 볼코프가 아니라 우리한테서 들으셔야 해.</w:t>
+      </w:r>
+    </w:p>
+    <w:p>
+      <w:pPr>
+        <w:pStyle w:val="BodyText"/>
+      </w:pPr>
+      <w:r>
+        <w:t xml:space="preserve">도윤: 아침에 할머니 혈압계로 혈압 재신 다음에 말씀드릴게. 숫자 망치지 않게, 그 전엔 안 돼.</w:t>
       </w:r>
     </w:p>
     <w:p>
@@ -4968,39 +4930,39 @@
         <w:pStyle w:val="BodyText"/>
       </w:pPr>
       <w:r>
-        <w:t xml:space="preserve">도윤: 내 생각엔… 넌 회사 이름을 다리에서 따왔잖아. 내가 놓은 다리. 네가 그랬잖아.</w:t>
-      </w:r>
-    </w:p>
-    <w:p>
-      <w:pPr>
-        <w:pStyle w:val="BodyText"/>
-      </w:pPr>
-      <w:r>
-        <w:t xml:space="preserve">알렉세이: 기억해. 「네가 바로 다리야」. 내가 한 말이야.</w:t>
-      </w:r>
-    </w:p>
-    <w:p>
-      <w:pPr>
-        <w:pStyle w:val="BodyText"/>
-      </w:pPr>
-      <w:r>
-        <w:t xml:space="preserve">도윤: 그럼 스스로 물어봐: 다리를 팔 수 있나?</w:t>
-      </w:r>
-    </w:p>
-    <w:p>
-      <w:pPr>
-        <w:pStyle w:val="BodyText"/>
-      </w:pPr>
-      <w:r>
-        <w:t xml:space="preserve">알렉세이: 모르겠어, 다리야. 30일. 알아낼게.</w:t>
-      </w:r>
-    </w:p>
-    <w:p>
-      <w:pPr>
-        <w:pStyle w:val="BodyText"/>
-      </w:pPr>
-      <w:r>
-        <w:t xml:space="preserve">도윤: 알아낼 거야. 자. 이건 부탁이 아니야. 처방이야. 할머니 처방.</w:t>
+        <w:t xml:space="preserve">도윤: 내 생각엔… 넌 내가 놓은 다리에서 회사 이름을 따왔잖아. 네가 직접 그랬잖아.</w:t>
+      </w:r>
+    </w:p>
+    <w:p>
+      <w:pPr>
+        <w:pStyle w:val="BodyText"/>
+      </w:pPr>
+      <w:r>
+        <w:t xml:space="preserve">알렉세이: 기억해. 「네가 바로 다리야」 — 내가 한 말이야.</w:t>
+      </w:r>
+    </w:p>
+    <w:p>
+      <w:pPr>
+        <w:pStyle w:val="BodyText"/>
+      </w:pPr>
+      <w:r>
+        <w:t xml:space="preserve">도윤: 그럼 스스로 물어봐. 다리를 팔 수 있나?</w:t>
+      </w:r>
+    </w:p>
+    <w:p>
+      <w:pPr>
+        <w:pStyle w:val="BodyText"/>
+      </w:pPr>
+      <w:r>
+        <w:t xml:space="preserve">알렉세이: 모르겠어, 다리야. 30일이 있으니까, 알아낼게.</w:t>
+      </w:r>
+    </w:p>
+    <w:p>
+      <w:pPr>
+        <w:pStyle w:val="BodyText"/>
+      </w:pPr>
+      <w:r>
+        <w:t xml:space="preserve">도윤: 알아낼 거야, 난 널 믿어. 이제 자. 이건 부탁이 아니야. 처방이야, 할머니 처방.</w:t>
       </w:r>
     </w:p>
     <w:bookmarkEnd w:id="37"/>
